--- a/Certificates/RLisovenkoSertifikats.docx
+++ b/Certificates/RLisovenkoSertifikats.docx
@@ -6,54 +6,7 @@
       <w:pPr>
         <w:pStyle w:val="StandardWeb"/>
         <w:spacing w:before="0" w:beforeAutospacing="0" w:after="0" w:afterAutospacing="0"/>
-        <w:rPr>
-          <w:rFonts w:asciiTheme="minorHAnsi" w:hAnsiTheme="minorHAnsi" w:cstheme="minorHAnsi"/>
-          <w:sz w:val="22"/>
-          <w:szCs w:val="22"/>
-          <w:lang w:val="de-DE"/>
-        </w:rPr>
-      </w:pPr>
-    </w:p>
-    <w:p>
-      <w:pPr>
-        <w:pStyle w:val="StandardWeb"/>
-        <w:spacing w:before="0" w:beforeAutospacing="0" w:after="0" w:afterAutospacing="0"/>
-        <w:rPr>
-          <w:rFonts w:asciiTheme="minorHAnsi" w:hAnsiTheme="minorHAnsi" w:cstheme="minorHAnsi"/>
-          <w:sz w:val="22"/>
-          <w:szCs w:val="22"/>
-          <w:lang w:val="de-DE"/>
-        </w:rPr>
-      </w:pPr>
-    </w:p>
-    <w:p>
-      <w:pPr>
-        <w:pStyle w:val="StandardWeb"/>
-        <w:spacing w:before="0" w:beforeAutospacing="0" w:after="0" w:afterAutospacing="0"/>
-        <w:rPr>
-          <w:rFonts w:asciiTheme="minorHAnsi" w:hAnsiTheme="minorHAnsi" w:cstheme="minorHAnsi"/>
-          <w:sz w:val="22"/>
-          <w:szCs w:val="22"/>
-          <w:lang w:val="de-DE"/>
-        </w:rPr>
-      </w:pPr>
-    </w:p>
-    <w:p>
-      <w:pPr>
-        <w:pStyle w:val="StandardWeb"/>
-        <w:spacing w:before="0" w:beforeAutospacing="0" w:after="0" w:afterAutospacing="0"/>
-        <w:rPr>
-          <w:rFonts w:asciiTheme="minorHAnsi" w:hAnsiTheme="minorHAnsi" w:cstheme="minorHAnsi"/>
-          <w:sz w:val="22"/>
-          <w:szCs w:val="22"/>
-          <w:lang w:val="de-DE"/>
-        </w:rPr>
-      </w:pPr>
-    </w:p>
-    <w:p>
-      <w:pPr>
-        <w:pStyle w:val="StandardWeb"/>
-        <w:spacing w:before="0" w:beforeAutospacing="0" w:after="0" w:afterAutospacing="0"/>
+        <w:jc w:val="center"/>
         <w:rPr>
           <w:lang w:val="de-DE"/>
         </w:rPr>
@@ -65,7 +18,7 @@
             <w:rFonts w:ascii="Times New Roman" w:hAnsi="Times New Roman" w:cs="Times New Roman"/>
             <w:lang w:val="de-DE"/>
           </w:rPr>
-          <w:t>https://coursera.org/verify/TMXVQG6AQ8Q9</w:t>
+          <w:t>https://www.coursera.org/account/accomplishments/verify/TMXVQG6AQ8Q9</w:t>
         </w:r>
       </w:hyperlink>
     </w:p>
@@ -73,6 +26,7 @@
       <w:pPr>
         <w:pStyle w:val="StandardWeb"/>
         <w:spacing w:before="0" w:beforeAutospacing="0" w:after="0" w:afterAutospacing="0"/>
+        <w:jc w:val="center"/>
         <w:rPr>
           <w:rFonts w:asciiTheme="minorHAnsi" w:hAnsiTheme="minorHAnsi" w:cstheme="minorHAnsi"/>
           <w:sz w:val="22"/>
@@ -85,6 +39,7 @@
       <w:pPr>
         <w:pStyle w:val="StandardWeb"/>
         <w:spacing w:before="0" w:beforeAutospacing="0" w:after="0" w:afterAutospacing="0"/>
+        <w:jc w:val="center"/>
         <w:rPr>
           <w:rFonts w:asciiTheme="minorHAnsi" w:hAnsiTheme="minorHAnsi" w:cstheme="minorHAnsi"/>
           <w:sz w:val="22"/>
@@ -97,18 +52,7 @@
       <w:pPr>
         <w:pStyle w:val="StandardWeb"/>
         <w:spacing w:before="0" w:beforeAutospacing="0" w:after="0" w:afterAutospacing="0"/>
-        <w:rPr>
-          <w:rFonts w:asciiTheme="minorHAnsi" w:hAnsiTheme="minorHAnsi" w:cstheme="minorHAnsi"/>
-          <w:sz w:val="22"/>
-          <w:szCs w:val="22"/>
-          <w:lang w:val="de-DE"/>
-        </w:rPr>
-      </w:pPr>
-    </w:p>
-    <w:p>
-      <w:pPr>
-        <w:pStyle w:val="StandardWeb"/>
-        <w:spacing w:before="0" w:beforeAutospacing="0" w:after="0" w:afterAutospacing="0"/>
+        <w:jc w:val="center"/>
         <w:rPr>
           <w:rFonts w:asciiTheme="minorHAnsi" w:hAnsiTheme="minorHAnsi" w:cstheme="minorHAnsi"/>
           <w:sz w:val="22"/>
@@ -165,6 +109,7 @@
       <w:pPr>
         <w:pStyle w:val="StandardWeb"/>
         <w:spacing w:before="0" w:beforeAutospacing="0" w:after="0" w:afterAutospacing="0"/>
+        <w:jc w:val="center"/>
         <w:rPr>
           <w:rFonts w:asciiTheme="minorHAnsi" w:hAnsiTheme="minorHAnsi" w:cstheme="minorHAnsi"/>
           <w:sz w:val="22"/>
@@ -175,13 +120,172 @@
     </w:p>
     <w:p>
       <w:pPr>
+        <w:pStyle w:val="berschrift3"/>
+      </w:pPr>
+      <w:r>
+        <w:t>Python for Data Science, AI &amp; Development</w:t>
+      </w:r>
+    </w:p>
+    <w:p>
+      <w:pPr>
+        <w:pStyle w:val="StandardWeb"/>
+      </w:pPr>
+      <w:r>
+        <w:rPr>
+          <w:rStyle w:val="Fett"/>
+        </w:rPr>
+        <w:t>What I Learned</w:t>
+      </w:r>
+    </w:p>
+    <w:p>
+      <w:pPr>
+        <w:numPr>
+          <w:ilvl w:val="0"/>
+          <w:numId w:val="39"/>
+        </w:numPr>
+        <w:spacing w:before="100" w:beforeAutospacing="1" w:after="100" w:afterAutospacing="1" w:line="240" w:lineRule="auto"/>
+      </w:pPr>
+      <w:r>
+        <w:rPr>
+          <w:rStyle w:val="Fett"/>
+        </w:rPr>
+        <w:t>Python Fundamentals:</w:t>
+      </w:r>
+      <w:r>
+        <w:t xml:space="preserve"> Syntax, data types, variables, expressions, and string operations.</w:t>
+      </w:r>
+    </w:p>
+    <w:p>
+      <w:pPr>
+        <w:numPr>
+          <w:ilvl w:val="0"/>
+          <w:numId w:val="39"/>
+        </w:numPr>
+        <w:spacing w:before="100" w:beforeAutospacing="1" w:after="100" w:afterAutospacing="1" w:line="240" w:lineRule="auto"/>
+      </w:pPr>
+      <w:r>
+        <w:rPr>
+          <w:rStyle w:val="Fett"/>
+        </w:rPr>
+        <w:t>Programming Logic:</w:t>
+      </w:r>
+      <w:r>
+        <w:t xml:space="preserve"> Conditional statements, loops, functions, and exception handling.</w:t>
+      </w:r>
+    </w:p>
+    <w:p>
+      <w:pPr>
+        <w:numPr>
+          <w:ilvl w:val="0"/>
+          <w:numId w:val="39"/>
+        </w:numPr>
+        <w:spacing w:before="100" w:beforeAutospacing="1" w:after="100" w:afterAutospacing="1" w:line="240" w:lineRule="auto"/>
+      </w:pPr>
+      <w:r>
+        <w:rPr>
+          <w:rStyle w:val="Fett"/>
+        </w:rPr>
+        <w:t>Object-Oriented Programming (OOP):</w:t>
+      </w:r>
+      <w:r>
+        <w:t xml:space="preserve"> Classes, objects, and fundamental OOP concepts.</w:t>
+      </w:r>
+    </w:p>
+    <w:p>
+      <w:pPr>
+        <w:numPr>
+          <w:ilvl w:val="0"/>
+          <w:numId w:val="39"/>
+        </w:numPr>
+        <w:spacing w:before="100" w:beforeAutospacing="1" w:after="100" w:afterAutospacing="1" w:line="240" w:lineRule="auto"/>
+      </w:pPr>
+      <w:r>
+        <w:rPr>
+          <w:rStyle w:val="Fett"/>
+        </w:rPr>
+        <w:t>Data Analysis:</w:t>
+      </w:r>
+      <w:r>
+        <w:t xml:space="preserve"> Data manipulation and processing using Pandas and NumPy.</w:t>
+      </w:r>
+    </w:p>
+    <w:p>
+      <w:pPr>
+        <w:numPr>
+          <w:ilvl w:val="0"/>
+          <w:numId w:val="39"/>
+        </w:numPr>
+        <w:spacing w:before="100" w:beforeAutospacing="1" w:after="100" w:afterAutospacing="1" w:line="240" w:lineRule="auto"/>
+      </w:pPr>
+      <w:r>
+        <w:rPr>
+          <w:rStyle w:val="Fett"/>
+        </w:rPr>
+        <w:t>Jupyter Notebooks:</w:t>
+      </w:r>
+      <w:r>
+        <w:t xml:space="preserve"> Interactive Python development and data exploration.</w:t>
+      </w:r>
+    </w:p>
+    <w:p>
+      <w:pPr>
+        <w:numPr>
+          <w:ilvl w:val="0"/>
+          <w:numId w:val="39"/>
+        </w:numPr>
+        <w:spacing w:before="100" w:beforeAutospacing="1" w:after="100" w:afterAutospacing="1" w:line="240" w:lineRule="auto"/>
+      </w:pPr>
+      <w:r>
+        <w:rPr>
+          <w:rStyle w:val="Fett"/>
+        </w:rPr>
+        <w:t>REST APIs:</w:t>
+      </w:r>
+      <w:r>
+        <w:t xml:space="preserve"> Accessing and retrieving web-based data using Python Requests.</w:t>
+      </w:r>
+    </w:p>
+    <w:p>
+      <w:pPr>
+        <w:numPr>
+          <w:ilvl w:val="0"/>
+          <w:numId w:val="39"/>
+        </w:numPr>
+        <w:spacing w:before="100" w:beforeAutospacing="1" w:after="100" w:afterAutospacing="1" w:line="240" w:lineRule="auto"/>
+      </w:pPr>
+      <w:r>
+        <w:rPr>
+          <w:rStyle w:val="Fett"/>
+        </w:rPr>
+        <w:t>Web Scraping:</w:t>
+      </w:r>
+      <w:r>
+        <w:t xml:space="preserve"> Extracting and processing information from websites using BeautifulSoup.</w:t>
+      </w:r>
+    </w:p>
+    <w:p>
+      <w:pPr>
+        <w:pStyle w:val="StandardWeb"/>
+      </w:pPr>
+      <w:r>
+        <w:rPr>
+          <w:rStyle w:val="Fett"/>
+        </w:rPr>
+        <w:t>Key Skills:</w:t>
+      </w:r>
+      <w:r>
+        <w:t xml:space="preserve"> Python · Pandas · NumPy · Data Analysis · OOP · Jupyter · REST APIs · Requests · BeautifulSoup · Web Scraping</w:t>
+      </w:r>
+    </w:p>
+    <w:p>
+      <w:pPr>
         <w:pStyle w:val="StandardWeb"/>
         <w:spacing w:before="0" w:beforeAutospacing="0" w:after="0" w:afterAutospacing="0"/>
+        <w:jc w:val="center"/>
         <w:rPr>
           <w:rFonts w:asciiTheme="minorHAnsi" w:hAnsiTheme="minorHAnsi" w:cstheme="minorHAnsi"/>
           <w:sz w:val="22"/>
           <w:szCs w:val="22"/>
-          <w:lang w:val="de-DE"/>
         </w:rPr>
       </w:pPr>
     </w:p>
@@ -189,11 +293,11 @@
       <w:pPr>
         <w:pStyle w:val="StandardWeb"/>
         <w:spacing w:before="0" w:beforeAutospacing="0" w:after="0" w:afterAutospacing="0"/>
+        <w:jc w:val="center"/>
         <w:rPr>
           <w:rFonts w:asciiTheme="minorHAnsi" w:hAnsiTheme="minorHAnsi" w:cstheme="minorHAnsi"/>
           <w:sz w:val="22"/>
           <w:szCs w:val="22"/>
-          <w:lang w:val="de-DE"/>
         </w:rPr>
       </w:pPr>
     </w:p>
@@ -201,11 +305,11 @@
       <w:pPr>
         <w:pStyle w:val="StandardWeb"/>
         <w:spacing w:before="0" w:beforeAutospacing="0" w:after="0" w:afterAutospacing="0"/>
+        <w:jc w:val="center"/>
         <w:rPr>
           <w:rFonts w:asciiTheme="minorHAnsi" w:hAnsiTheme="minorHAnsi" w:cstheme="minorHAnsi"/>
           <w:sz w:val="22"/>
           <w:szCs w:val="22"/>
-          <w:lang w:val="de-DE"/>
         </w:rPr>
       </w:pPr>
     </w:p>
@@ -213,11 +317,11 @@
       <w:pPr>
         <w:pStyle w:val="StandardWeb"/>
         <w:spacing w:before="0" w:beforeAutospacing="0" w:after="0" w:afterAutospacing="0"/>
+        <w:jc w:val="center"/>
         <w:rPr>
           <w:rFonts w:asciiTheme="minorHAnsi" w:hAnsiTheme="minorHAnsi" w:cstheme="minorHAnsi"/>
           <w:sz w:val="22"/>
           <w:szCs w:val="22"/>
-          <w:lang w:val="de-DE"/>
         </w:rPr>
       </w:pPr>
     </w:p>
@@ -225,174 +329,7 @@
       <w:pPr>
         <w:pStyle w:val="StandardWeb"/>
         <w:spacing w:before="0" w:beforeAutospacing="0" w:after="0" w:afterAutospacing="0"/>
-        <w:rPr>
-          <w:rFonts w:asciiTheme="minorHAnsi" w:hAnsiTheme="minorHAnsi" w:cstheme="minorHAnsi"/>
-          <w:sz w:val="22"/>
-          <w:szCs w:val="22"/>
-          <w:lang w:val="de-DE"/>
-        </w:rPr>
-      </w:pPr>
-    </w:p>
-    <w:p>
-      <w:pPr>
-        <w:pStyle w:val="StandardWeb"/>
-        <w:spacing w:before="0" w:beforeAutospacing="0" w:after="0" w:afterAutospacing="0"/>
-        <w:rPr>
-          <w:rFonts w:asciiTheme="minorHAnsi" w:hAnsiTheme="minorHAnsi" w:cstheme="minorHAnsi"/>
-          <w:sz w:val="22"/>
-          <w:szCs w:val="22"/>
-          <w:lang w:val="de-DE"/>
-        </w:rPr>
-      </w:pPr>
-    </w:p>
-    <w:p>
-      <w:pPr>
-        <w:pStyle w:val="StandardWeb"/>
-        <w:spacing w:before="0" w:beforeAutospacing="0" w:after="0" w:afterAutospacing="0"/>
-        <w:rPr>
-          <w:rFonts w:asciiTheme="minorHAnsi" w:hAnsiTheme="minorHAnsi" w:cstheme="minorHAnsi"/>
-          <w:sz w:val="22"/>
-          <w:szCs w:val="22"/>
-          <w:lang w:val="de-DE"/>
-        </w:rPr>
-      </w:pPr>
-    </w:p>
-    <w:p>
-      <w:pPr>
-        <w:pStyle w:val="StandardWeb"/>
-        <w:spacing w:before="0" w:beforeAutospacing="0" w:after="0" w:afterAutospacing="0"/>
-        <w:rPr>
-          <w:rFonts w:asciiTheme="minorHAnsi" w:hAnsiTheme="minorHAnsi" w:cstheme="minorHAnsi"/>
-          <w:sz w:val="22"/>
-          <w:szCs w:val="22"/>
-          <w:lang w:val="de-DE"/>
-        </w:rPr>
-      </w:pPr>
-    </w:p>
-    <w:p>
-      <w:pPr>
-        <w:pStyle w:val="StandardWeb"/>
-        <w:spacing w:before="0" w:beforeAutospacing="0" w:after="0" w:afterAutospacing="0"/>
-        <w:rPr>
-          <w:rFonts w:asciiTheme="minorHAnsi" w:hAnsiTheme="minorHAnsi" w:cstheme="minorHAnsi"/>
-          <w:sz w:val="22"/>
-          <w:szCs w:val="22"/>
-          <w:lang w:val="de-DE"/>
-        </w:rPr>
-      </w:pPr>
-    </w:p>
-    <w:p>
-      <w:pPr>
-        <w:pStyle w:val="StandardWeb"/>
-        <w:spacing w:before="0" w:beforeAutospacing="0" w:after="0" w:afterAutospacing="0"/>
-        <w:rPr>
-          <w:rFonts w:asciiTheme="minorHAnsi" w:hAnsiTheme="minorHAnsi" w:cstheme="minorHAnsi"/>
-          <w:sz w:val="22"/>
-          <w:szCs w:val="22"/>
-          <w:lang w:val="de-DE"/>
-        </w:rPr>
-      </w:pPr>
-    </w:p>
-    <w:p>
-      <w:pPr>
-        <w:pStyle w:val="StandardWeb"/>
-        <w:spacing w:before="0" w:beforeAutospacing="0" w:after="0" w:afterAutospacing="0"/>
-        <w:rPr>
-          <w:rFonts w:asciiTheme="minorHAnsi" w:hAnsiTheme="minorHAnsi" w:cstheme="minorHAnsi"/>
-          <w:sz w:val="22"/>
-          <w:szCs w:val="22"/>
-          <w:lang w:val="de-DE"/>
-        </w:rPr>
-      </w:pPr>
-    </w:p>
-    <w:p>
-      <w:pPr>
-        <w:pStyle w:val="StandardWeb"/>
-        <w:spacing w:before="0" w:beforeAutospacing="0" w:after="0" w:afterAutospacing="0"/>
-        <w:rPr>
-          <w:rFonts w:asciiTheme="minorHAnsi" w:hAnsiTheme="minorHAnsi" w:cstheme="minorHAnsi"/>
-          <w:sz w:val="22"/>
-          <w:szCs w:val="22"/>
-          <w:lang w:val="de-DE"/>
-        </w:rPr>
-      </w:pPr>
-    </w:p>
-    <w:p>
-      <w:pPr>
-        <w:pStyle w:val="StandardWeb"/>
-        <w:spacing w:before="0" w:beforeAutospacing="0" w:after="0" w:afterAutospacing="0"/>
-        <w:rPr>
-          <w:rFonts w:asciiTheme="minorHAnsi" w:hAnsiTheme="minorHAnsi" w:cstheme="minorHAnsi"/>
-          <w:sz w:val="22"/>
-          <w:szCs w:val="22"/>
-          <w:lang w:val="de-DE"/>
-        </w:rPr>
-      </w:pPr>
-    </w:p>
-    <w:p>
-      <w:pPr>
-        <w:pStyle w:val="StandardWeb"/>
-        <w:spacing w:before="0" w:beforeAutospacing="0" w:after="0" w:afterAutospacing="0"/>
-        <w:rPr>
-          <w:rFonts w:asciiTheme="minorHAnsi" w:hAnsiTheme="minorHAnsi" w:cstheme="minorHAnsi"/>
-          <w:sz w:val="22"/>
-          <w:szCs w:val="22"/>
-          <w:lang w:val="de-DE"/>
-        </w:rPr>
-      </w:pPr>
-    </w:p>
-    <w:p>
-      <w:pPr>
-        <w:pStyle w:val="StandardWeb"/>
-        <w:spacing w:before="0" w:beforeAutospacing="0" w:after="0" w:afterAutospacing="0"/>
-        <w:rPr>
-          <w:rFonts w:asciiTheme="minorHAnsi" w:hAnsiTheme="minorHAnsi" w:cstheme="minorHAnsi"/>
-          <w:sz w:val="22"/>
-          <w:szCs w:val="22"/>
-          <w:lang w:val="de-DE"/>
-        </w:rPr>
-      </w:pPr>
-    </w:p>
-    <w:p>
-      <w:pPr>
-        <w:pStyle w:val="StandardWeb"/>
-        <w:spacing w:before="0" w:beforeAutospacing="0" w:after="0" w:afterAutospacing="0"/>
-        <w:rPr>
-          <w:rFonts w:asciiTheme="minorHAnsi" w:hAnsiTheme="minorHAnsi" w:cstheme="minorHAnsi"/>
-          <w:sz w:val="22"/>
-          <w:szCs w:val="22"/>
-          <w:lang w:val="de-DE"/>
-        </w:rPr>
-      </w:pPr>
-    </w:p>
-    <w:p>
-      <w:pPr>
-        <w:pStyle w:val="StandardWeb"/>
-        <w:spacing w:before="0" w:beforeAutospacing="0" w:after="0" w:afterAutospacing="0"/>
-        <w:rPr>
-          <w:rFonts w:asciiTheme="minorHAnsi" w:hAnsiTheme="minorHAnsi" w:cstheme="minorHAnsi"/>
-          <w:sz w:val="22"/>
-          <w:szCs w:val="22"/>
-          <w:lang w:val="de-DE"/>
-        </w:rPr>
-      </w:pPr>
-    </w:p>
-    <w:p>
-      <w:pPr>
-        <w:pStyle w:val="StandardWeb"/>
-        <w:spacing w:before="0" w:beforeAutospacing="0" w:after="0" w:afterAutospacing="0"/>
-        <w:rPr>
-          <w:rFonts w:asciiTheme="minorHAnsi" w:hAnsiTheme="minorHAnsi" w:cstheme="minorHAnsi"/>
-          <w:sz w:val="22"/>
-          <w:szCs w:val="22"/>
-          <w:lang w:val="de-DE"/>
-        </w:rPr>
-      </w:pPr>
-    </w:p>
-    <w:p>
-      <w:pPr>
-        <w:pStyle w:val="StandardWeb"/>
-        <w:spacing w:before="0" w:beforeAutospacing="0" w:after="0" w:afterAutospacing="0"/>
+        <w:jc w:val="center"/>
         <w:rPr>
           <w:lang w:val="de-DE"/>
         </w:rPr>
@@ -412,6 +349,7 @@
       <w:pPr>
         <w:pStyle w:val="StandardWeb"/>
         <w:spacing w:before="0" w:beforeAutospacing="0" w:after="0" w:afterAutospacing="0"/>
+        <w:jc w:val="center"/>
         <w:rPr>
           <w:rFonts w:asciiTheme="minorHAnsi" w:hAnsiTheme="minorHAnsi" w:cstheme="minorHAnsi"/>
           <w:sz w:val="22"/>
@@ -424,6 +362,7 @@
       <w:pPr>
         <w:pStyle w:val="StandardWeb"/>
         <w:spacing w:before="0" w:beforeAutospacing="0" w:after="0" w:afterAutospacing="0"/>
+        <w:jc w:val="center"/>
         <w:rPr>
           <w:rFonts w:asciiTheme="minorHAnsi" w:hAnsiTheme="minorHAnsi" w:cstheme="minorHAnsi"/>
           <w:sz w:val="22"/>
@@ -436,54 +375,7 @@
       <w:pPr>
         <w:pStyle w:val="StandardWeb"/>
         <w:spacing w:before="0" w:beforeAutospacing="0" w:after="0" w:afterAutospacing="0"/>
-        <w:rPr>
-          <w:rFonts w:asciiTheme="minorHAnsi" w:hAnsiTheme="minorHAnsi" w:cstheme="minorHAnsi"/>
-          <w:sz w:val="22"/>
-          <w:szCs w:val="22"/>
-          <w:lang w:val="de-DE"/>
-        </w:rPr>
-      </w:pPr>
-    </w:p>
-    <w:p>
-      <w:pPr>
-        <w:pStyle w:val="StandardWeb"/>
-        <w:spacing w:before="0" w:beforeAutospacing="0" w:after="0" w:afterAutospacing="0"/>
-        <w:rPr>
-          <w:rFonts w:asciiTheme="minorHAnsi" w:hAnsiTheme="minorHAnsi" w:cstheme="minorHAnsi"/>
-          <w:sz w:val="22"/>
-          <w:szCs w:val="22"/>
-          <w:lang w:val="de-DE"/>
-        </w:rPr>
-      </w:pPr>
-    </w:p>
-    <w:p>
-      <w:pPr>
-        <w:pStyle w:val="StandardWeb"/>
-        <w:spacing w:before="0" w:beforeAutospacing="0" w:after="0" w:afterAutospacing="0"/>
-        <w:rPr>
-          <w:rFonts w:asciiTheme="minorHAnsi" w:hAnsiTheme="minorHAnsi" w:cstheme="minorHAnsi"/>
-          <w:sz w:val="22"/>
-          <w:szCs w:val="22"/>
-          <w:lang w:val="de-DE"/>
-        </w:rPr>
-      </w:pPr>
-    </w:p>
-    <w:p>
-      <w:pPr>
-        <w:pStyle w:val="StandardWeb"/>
-        <w:spacing w:before="0" w:beforeAutospacing="0" w:after="0" w:afterAutospacing="0"/>
-        <w:rPr>
-          <w:rFonts w:asciiTheme="minorHAnsi" w:hAnsiTheme="minorHAnsi" w:cstheme="minorHAnsi"/>
-          <w:sz w:val="22"/>
-          <w:szCs w:val="22"/>
-          <w:lang w:val="de-DE"/>
-        </w:rPr>
-      </w:pPr>
-    </w:p>
-    <w:p>
-      <w:pPr>
-        <w:pStyle w:val="StandardWeb"/>
-        <w:spacing w:before="0" w:beforeAutospacing="0" w:after="0" w:afterAutospacing="0"/>
+        <w:jc w:val="center"/>
         <w:rPr>
           <w:rFonts w:asciiTheme="minorHAnsi" w:hAnsiTheme="minorHAnsi" w:cstheme="minorHAnsi"/>
           <w:sz w:val="22"/>
@@ -549,6 +441,7 @@
       <w:pPr>
         <w:pStyle w:val="StandardWeb"/>
         <w:spacing w:before="0" w:beforeAutospacing="0" w:after="0" w:afterAutospacing="0"/>
+        <w:jc w:val="center"/>
         <w:rPr>
           <w:rFonts w:asciiTheme="minorHAnsi" w:hAnsiTheme="minorHAnsi" w:cstheme="minorHAnsi"/>
           <w:sz w:val="22"/>
@@ -559,192 +452,208 @@
     </w:p>
     <w:p>
       <w:pPr>
+        <w:pStyle w:val="berschrift3"/>
+      </w:pPr>
+      <w:r>
+        <w:t>IBM — Python Project for Data Science</w:t>
+      </w:r>
+    </w:p>
+    <w:p>
+      <w:pPr>
         <w:pStyle w:val="StandardWeb"/>
-        <w:spacing w:before="0" w:beforeAutospacing="0" w:after="0" w:afterAutospacing="0"/>
+      </w:pPr>
+      <w:r>
+        <w:rPr>
+          <w:rStyle w:val="Fett"/>
+        </w:rPr>
+        <w:t>What I Learned</w:t>
+      </w:r>
+    </w:p>
+    <w:p>
+      <w:pPr>
+        <w:numPr>
+          <w:ilvl w:val="0"/>
+          <w:numId w:val="40"/>
+        </w:numPr>
+        <w:spacing w:before="100" w:beforeAutospacing="1" w:after="100" w:afterAutospacing="1" w:line="240" w:lineRule="auto"/>
+      </w:pPr>
+      <w:r>
+        <w:rPr>
+          <w:rStyle w:val="Fett"/>
+        </w:rPr>
+        <w:t>Practical Data Science:</w:t>
+      </w:r>
+      <w:r>
+        <w:t xml:space="preserve"> Apply Python to real-world data science and data analysis projects.</w:t>
+      </w:r>
+    </w:p>
+    <w:p>
+      <w:pPr>
+        <w:numPr>
+          <w:ilvl w:val="0"/>
+          <w:numId w:val="40"/>
+        </w:numPr>
+        <w:spacing w:before="100" w:beforeAutospacing="1" w:after="100" w:afterAutospacing="1" w:line="240" w:lineRule="auto"/>
+      </w:pPr>
+      <w:r>
+        <w:rPr>
+          <w:rStyle w:val="Fett"/>
+        </w:rPr>
+        <w:t>Python Programming:</w:t>
+      </w:r>
+      <w:r>
+        <w:t xml:space="preserve"> Use Python fundamentals, data structures, and data processing techniques.</w:t>
+      </w:r>
+    </w:p>
+    <w:p>
+      <w:pPr>
+        <w:numPr>
+          <w:ilvl w:val="0"/>
+          <w:numId w:val="40"/>
+        </w:numPr>
+        <w:spacing w:before="100" w:beforeAutospacing="1" w:after="100" w:afterAutospacing="1" w:line="240" w:lineRule="auto"/>
+      </w:pPr>
+      <w:r>
+        <w:rPr>
+          <w:rStyle w:val="Fett"/>
+        </w:rPr>
+        <w:t>Data Collection:</w:t>
+      </w:r>
+      <w:r>
+        <w:t xml:space="preserve"> Extract and process web-based information using BeautifulSoup.</w:t>
+      </w:r>
+    </w:p>
+    <w:p>
+      <w:pPr>
+        <w:numPr>
+          <w:ilvl w:val="0"/>
+          <w:numId w:val="40"/>
+        </w:numPr>
+        <w:spacing w:before="100" w:beforeAutospacing="1" w:after="100" w:afterAutospacing="1" w:line="240" w:lineRule="auto"/>
+      </w:pPr>
+      <w:r>
+        <w:rPr>
+          <w:rStyle w:val="Fett"/>
+        </w:rPr>
+        <w:t>Data Analysis:</w:t>
+      </w:r>
+      <w:r>
+        <w:t xml:space="preserve"> Clean, manipulate, and analyze datasets using Pandas.</w:t>
+      </w:r>
+    </w:p>
+    <w:p>
+      <w:pPr>
+        <w:numPr>
+          <w:ilvl w:val="0"/>
+          <w:numId w:val="40"/>
+        </w:numPr>
+        <w:spacing w:before="100" w:beforeAutospacing="1" w:after="100" w:afterAutospacing="1" w:line="240" w:lineRule="auto"/>
+      </w:pPr>
+      <w:r>
+        <w:rPr>
+          <w:rStyle w:val="Fett"/>
+        </w:rPr>
+        <w:t>Data Visualization:</w:t>
+      </w:r>
+      <w:r>
+        <w:t xml:space="preserve"> Create interactive charts and visualizations using Plotly.</w:t>
+      </w:r>
+    </w:p>
+    <w:p>
+      <w:pPr>
+        <w:numPr>
+          <w:ilvl w:val="0"/>
+          <w:numId w:val="40"/>
+        </w:numPr>
+        <w:spacing w:before="100" w:beforeAutospacing="1" w:after="100" w:afterAutospacing="1" w:line="240" w:lineRule="auto"/>
+      </w:pPr>
+      <w:r>
+        <w:rPr>
+          <w:rStyle w:val="Fett"/>
+        </w:rPr>
+        <w:t>Dashboard Development:</w:t>
+      </w:r>
+      <w:r>
+        <w:t xml:space="preserve"> Build data dashboards to present analytical results.</w:t>
+      </w:r>
+    </w:p>
+    <w:p>
+      <w:pPr>
+        <w:numPr>
+          <w:ilvl w:val="0"/>
+          <w:numId w:val="40"/>
+        </w:numPr>
+        <w:spacing w:before="100" w:beforeAutospacing="1" w:after="100" w:afterAutospacing="1" w:line="240" w:lineRule="auto"/>
+      </w:pPr>
+      <w:r>
+        <w:rPr>
+          <w:rStyle w:val="Fett"/>
+        </w:rPr>
+        <w:t>Jupyter Notebooks:</w:t>
+      </w:r>
+      <w:r>
+        <w:t xml:space="preserve"> Develop and document practical data science workflows.</w:t>
+      </w:r>
+    </w:p>
+    <w:p>
+      <w:pPr>
+        <w:pStyle w:val="StandardWeb"/>
         <w:rPr>
           <w:rFonts w:asciiTheme="minorHAnsi" w:hAnsiTheme="minorHAnsi" w:cstheme="minorHAnsi"/>
           <w:sz w:val="22"/>
           <w:szCs w:val="22"/>
-          <w:lang w:val="de-DE"/>
         </w:rPr>
       </w:pPr>
+      <w:r>
+        <w:rPr>
+          <w:rStyle w:val="Fett"/>
+        </w:rPr>
+        <w:t>Key Skills:</w:t>
+      </w:r>
+      <w:r>
+        <w:t xml:space="preserve"> Python · Pandas · BeautifulSoup · Web Scraping · Data Analysis · Data Visualization · Plotly · Dashboard Development · Jupyter</w:t>
+      </w:r>
     </w:p>
     <w:p>
       <w:pPr>
         <w:pStyle w:val="StandardWeb"/>
         <w:spacing w:before="0" w:beforeAutospacing="0" w:after="0" w:afterAutospacing="0"/>
-        <w:rPr>
-          <w:rFonts w:asciiTheme="minorHAnsi" w:hAnsiTheme="minorHAnsi" w:cstheme="minorHAnsi"/>
-          <w:sz w:val="22"/>
-          <w:szCs w:val="22"/>
-          <w:lang w:val="de-DE"/>
-        </w:rPr>
+        <w:jc w:val="center"/>
       </w:pPr>
     </w:p>
     <w:p>
       <w:pPr>
         <w:pStyle w:val="StandardWeb"/>
         <w:spacing w:before="0" w:beforeAutospacing="0" w:after="0" w:afterAutospacing="0"/>
-        <w:rPr>
-          <w:rFonts w:asciiTheme="minorHAnsi" w:hAnsiTheme="minorHAnsi" w:cstheme="minorHAnsi"/>
-          <w:sz w:val="22"/>
-          <w:szCs w:val="22"/>
-          <w:lang w:val="de-DE"/>
-        </w:rPr>
+        <w:jc w:val="center"/>
       </w:pPr>
     </w:p>
     <w:p>
       <w:pPr>
         <w:pStyle w:val="StandardWeb"/>
         <w:spacing w:before="0" w:beforeAutospacing="0" w:after="0" w:afterAutospacing="0"/>
-        <w:rPr>
-          <w:rFonts w:asciiTheme="minorHAnsi" w:hAnsiTheme="minorHAnsi" w:cstheme="minorHAnsi"/>
-          <w:sz w:val="22"/>
-          <w:szCs w:val="22"/>
-          <w:lang w:val="de-DE"/>
-        </w:rPr>
+        <w:jc w:val="center"/>
       </w:pPr>
     </w:p>
     <w:p>
       <w:pPr>
         <w:pStyle w:val="StandardWeb"/>
         <w:spacing w:before="0" w:beforeAutospacing="0" w:after="0" w:afterAutospacing="0"/>
-        <w:rPr>
-          <w:rFonts w:asciiTheme="minorHAnsi" w:hAnsiTheme="minorHAnsi" w:cstheme="minorHAnsi"/>
-          <w:sz w:val="22"/>
-          <w:szCs w:val="22"/>
-          <w:lang w:val="de-DE"/>
-        </w:rPr>
+        <w:jc w:val="center"/>
       </w:pPr>
     </w:p>
     <w:p>
       <w:pPr>
         <w:pStyle w:val="StandardWeb"/>
         <w:spacing w:before="0" w:beforeAutospacing="0" w:after="0" w:afterAutospacing="0"/>
-        <w:rPr>
-          <w:rFonts w:asciiTheme="minorHAnsi" w:hAnsiTheme="minorHAnsi" w:cstheme="minorHAnsi"/>
-          <w:sz w:val="22"/>
-          <w:szCs w:val="22"/>
-          <w:lang w:val="de-DE"/>
-        </w:rPr>
+        <w:jc w:val="center"/>
       </w:pPr>
     </w:p>
     <w:p>
       <w:pPr>
         <w:pStyle w:val="StandardWeb"/>
         <w:spacing w:before="0" w:beforeAutospacing="0" w:after="0" w:afterAutospacing="0"/>
-        <w:rPr>
-          <w:rFonts w:asciiTheme="minorHAnsi" w:hAnsiTheme="minorHAnsi" w:cstheme="minorHAnsi"/>
-          <w:sz w:val="22"/>
-          <w:szCs w:val="22"/>
-          <w:lang w:val="de-DE"/>
-        </w:rPr>
-      </w:pPr>
-    </w:p>
-    <w:p>
-      <w:pPr>
-        <w:pStyle w:val="StandardWeb"/>
-        <w:spacing w:before="0" w:beforeAutospacing="0" w:after="0" w:afterAutospacing="0"/>
-        <w:rPr>
-          <w:rFonts w:asciiTheme="minorHAnsi" w:hAnsiTheme="minorHAnsi" w:cstheme="minorHAnsi"/>
-          <w:sz w:val="22"/>
-          <w:szCs w:val="22"/>
-          <w:lang w:val="de-DE"/>
-        </w:rPr>
-      </w:pPr>
-    </w:p>
-    <w:p>
-      <w:pPr>
-        <w:pStyle w:val="StandardWeb"/>
-        <w:spacing w:before="0" w:beforeAutospacing="0" w:after="0" w:afterAutospacing="0"/>
-        <w:rPr>
-          <w:rFonts w:asciiTheme="minorHAnsi" w:hAnsiTheme="minorHAnsi" w:cstheme="minorHAnsi"/>
-          <w:sz w:val="22"/>
-          <w:szCs w:val="22"/>
-          <w:lang w:val="de-DE"/>
-        </w:rPr>
-      </w:pPr>
-    </w:p>
-    <w:p>
-      <w:pPr>
-        <w:pStyle w:val="StandardWeb"/>
-        <w:spacing w:before="0" w:beforeAutospacing="0" w:after="0" w:afterAutospacing="0"/>
-        <w:rPr>
-          <w:rFonts w:asciiTheme="minorHAnsi" w:hAnsiTheme="minorHAnsi" w:cstheme="minorHAnsi"/>
-          <w:sz w:val="22"/>
-          <w:szCs w:val="22"/>
-          <w:lang w:val="de-DE"/>
-        </w:rPr>
-      </w:pPr>
-    </w:p>
-    <w:p>
-      <w:pPr>
-        <w:pStyle w:val="StandardWeb"/>
-        <w:spacing w:before="0" w:beforeAutospacing="0" w:after="0" w:afterAutospacing="0"/>
-        <w:rPr>
-          <w:rFonts w:asciiTheme="minorHAnsi" w:hAnsiTheme="minorHAnsi" w:cstheme="minorHAnsi"/>
-          <w:sz w:val="22"/>
-          <w:szCs w:val="22"/>
-          <w:lang w:val="de-DE"/>
-        </w:rPr>
-      </w:pPr>
-    </w:p>
-    <w:p>
-      <w:pPr>
-        <w:pStyle w:val="StandardWeb"/>
-        <w:spacing w:before="0" w:beforeAutospacing="0" w:after="0" w:afterAutospacing="0"/>
-        <w:rPr>
-          <w:lang w:val="de-DE"/>
-        </w:rPr>
-      </w:pPr>
-    </w:p>
-    <w:p>
-      <w:pPr>
-        <w:pStyle w:val="StandardWeb"/>
-        <w:spacing w:before="0" w:beforeAutospacing="0" w:after="0" w:afterAutospacing="0"/>
-        <w:rPr>
-          <w:lang w:val="de-DE"/>
-        </w:rPr>
-      </w:pPr>
-    </w:p>
-    <w:p>
-      <w:pPr>
-        <w:pStyle w:val="StandardWeb"/>
-        <w:spacing w:before="0" w:beforeAutospacing="0" w:after="0" w:afterAutospacing="0"/>
-      </w:pPr>
-    </w:p>
-    <w:p>
-      <w:pPr>
-        <w:pStyle w:val="StandardWeb"/>
-        <w:spacing w:before="0" w:beforeAutospacing="0" w:after="0" w:afterAutospacing="0"/>
-      </w:pPr>
-    </w:p>
-    <w:p>
-      <w:pPr>
-        <w:pStyle w:val="StandardWeb"/>
-        <w:spacing w:before="0" w:beforeAutospacing="0" w:after="0" w:afterAutospacing="0"/>
-      </w:pPr>
-    </w:p>
-    <w:p>
-      <w:pPr>
-        <w:pStyle w:val="StandardWeb"/>
-        <w:spacing w:before="0" w:beforeAutospacing="0" w:after="0" w:afterAutospacing="0"/>
-      </w:pPr>
-    </w:p>
-    <w:p>
-      <w:pPr>
-        <w:pStyle w:val="StandardWeb"/>
-        <w:spacing w:before="0" w:beforeAutospacing="0" w:after="0" w:afterAutospacing="0"/>
-      </w:pPr>
-    </w:p>
-    <w:p>
-      <w:pPr>
-        <w:pStyle w:val="StandardWeb"/>
-        <w:spacing w:before="0" w:beforeAutospacing="0" w:after="0" w:afterAutospacing="0"/>
-        <w:rPr>
-          <w:rStyle w:val="Hyperlink"/>
-          <w:rFonts w:ascii="Times New Roman" w:hAnsi="Times New Roman" w:cs="Times New Roman"/>
-        </w:rPr>
+        <w:jc w:val="center"/>
       </w:pPr>
       <w:hyperlink r:id="rId12" w:history="1">
         <w:r>
@@ -752,7 +661,7 @@
             <w:rStyle w:val="Hyperlink"/>
             <w:rFonts w:ascii="Times New Roman" w:hAnsi="Times New Roman" w:cs="Times New Roman"/>
           </w:rPr>
-          <w:t>https://www.coursera.org/share/65d6951b77ee4b32a837e7c4c2e4083b</w:t>
+          <w:t>https://www.coursera.org/account/accomplishments/verify/0AOWRHFFFMZ0</w:t>
         </w:r>
       </w:hyperlink>
     </w:p>
@@ -760,36 +669,14 @@
       <w:pPr>
         <w:pStyle w:val="StandardWeb"/>
         <w:spacing w:before="0" w:beforeAutospacing="0" w:after="0" w:afterAutospacing="0"/>
+        <w:jc w:val="center"/>
       </w:pPr>
     </w:p>
     <w:p>
       <w:pPr>
         <w:pStyle w:val="StandardWeb"/>
         <w:spacing w:before="0" w:beforeAutospacing="0" w:after="0" w:afterAutospacing="0"/>
-      </w:pPr>
-    </w:p>
-    <w:p>
-      <w:pPr>
-        <w:pStyle w:val="StandardWeb"/>
-        <w:spacing w:before="0" w:beforeAutospacing="0" w:after="0" w:afterAutospacing="0"/>
-      </w:pPr>
-    </w:p>
-    <w:p>
-      <w:pPr>
-        <w:pStyle w:val="StandardWeb"/>
-        <w:spacing w:before="0" w:beforeAutospacing="0" w:after="0" w:afterAutospacing="0"/>
-      </w:pPr>
-    </w:p>
-    <w:p>
-      <w:pPr>
-        <w:pStyle w:val="StandardWeb"/>
-        <w:spacing w:before="0" w:beforeAutospacing="0" w:after="0" w:afterAutospacing="0"/>
-      </w:pPr>
-    </w:p>
-    <w:p>
-      <w:pPr>
-        <w:pStyle w:val="StandardWeb"/>
-        <w:spacing w:before="0" w:beforeAutospacing="0" w:after="0" w:afterAutospacing="0"/>
+        <w:jc w:val="center"/>
         <w:rPr>
           <w:rFonts w:asciiTheme="minorHAnsi" w:hAnsiTheme="minorHAnsi" w:cstheme="minorHAnsi"/>
           <w:sz w:val="22"/>
@@ -801,6 +688,7 @@
       <w:pPr>
         <w:pStyle w:val="StandardWeb"/>
         <w:spacing w:before="0" w:beforeAutospacing="0" w:after="0" w:afterAutospacing="0"/>
+        <w:jc w:val="center"/>
         <w:rPr>
           <w:rFonts w:asciiTheme="minorHAnsi" w:hAnsiTheme="minorHAnsi" w:cstheme="minorHAnsi"/>
           <w:sz w:val="22"/>
@@ -817,9 +705,9 @@
           <w:lang w:val="de-DE"/>
         </w:rPr>
         <w:drawing>
-          <wp:inline distT="0" distB="0" distL="0" distR="0" wp14:anchorId="2B53E006" wp14:editId="5E58506D">
-            <wp:extent cx="7016115" cy="5377815"/>
-            <wp:effectExtent l="0" t="0" r="0" b="0"/>
+          <wp:inline distT="0" distB="0" distL="0" distR="0" wp14:anchorId="2B53E006" wp14:editId="504D4481">
+            <wp:extent cx="6016752" cy="4608576"/>
+            <wp:effectExtent l="0" t="0" r="3175" b="1905"/>
             <wp:docPr id="33" name="Grafik 33"/>
             <wp:cNvGraphicFramePr>
               <a:graphicFrameLocks xmlns:a="http://schemas.openxmlformats.org/drawingml/2006/main" noChangeAspect="1"/>
@@ -840,7 +728,7 @@
                   <pic:spPr>
                     <a:xfrm>
                       <a:off x="0" y="0"/>
-                      <a:ext cx="7016115" cy="5377815"/>
+                      <a:ext cx="6016752" cy="4608576"/>
                     </a:xfrm>
                     <a:prstGeom prst="rect">
                       <a:avLst/>
@@ -857,6 +745,7 @@
       <w:pPr>
         <w:pStyle w:val="StandardWeb"/>
         <w:spacing w:before="0" w:beforeAutospacing="0" w:after="0" w:afterAutospacing="0"/>
+        <w:jc w:val="center"/>
         <w:rPr>
           <w:rFonts w:asciiTheme="minorHAnsi" w:hAnsiTheme="minorHAnsi" w:cstheme="minorHAnsi"/>
           <w:sz w:val="22"/>
@@ -869,6 +758,7 @@
       <w:pPr>
         <w:pStyle w:val="StandardWeb"/>
         <w:spacing w:before="0" w:beforeAutospacing="0" w:after="0" w:afterAutospacing="0"/>
+        <w:jc w:val="center"/>
         <w:rPr>
           <w:rFonts w:asciiTheme="minorHAnsi" w:hAnsiTheme="minorHAnsi" w:cstheme="minorHAnsi"/>
           <w:sz w:val="22"/>
@@ -879,13 +769,154 @@
     </w:p>
     <w:p>
       <w:pPr>
+        <w:pStyle w:val="berschrift3"/>
+      </w:pPr>
+      <w:r>
+        <w:t>SQL and Python — Database Management &amp; Data Analysis</w:t>
+      </w:r>
+    </w:p>
+    <w:p>
+      <w:pPr>
+        <w:pStyle w:val="StandardWeb"/>
+      </w:pPr>
+      <w:r>
+        <w:rPr>
+          <w:rStyle w:val="Fett"/>
+        </w:rPr>
+        <w:t>What I Learned</w:t>
+      </w:r>
+    </w:p>
+    <w:p>
+      <w:pPr>
+        <w:numPr>
+          <w:ilvl w:val="0"/>
+          <w:numId w:val="38"/>
+        </w:numPr>
+        <w:spacing w:before="100" w:beforeAutospacing="1" w:after="100" w:afterAutospacing="1" w:line="240" w:lineRule="auto"/>
+      </w:pPr>
+      <w:r>
+        <w:rPr>
+          <w:rStyle w:val="Fett"/>
+        </w:rPr>
+        <w:t>SQL &amp; Python:</w:t>
+      </w:r>
+      <w:r>
+        <w:t xml:space="preserve"> Analyze and manipulate data stored in relational databases.</w:t>
+      </w:r>
+    </w:p>
+    <w:p>
+      <w:pPr>
+        <w:numPr>
+          <w:ilvl w:val="0"/>
+          <w:numId w:val="38"/>
+        </w:numPr>
+        <w:spacing w:before="100" w:beforeAutospacing="1" w:after="100" w:afterAutospacing="1" w:line="240" w:lineRule="auto"/>
+      </w:pPr>
+      <w:r>
+        <w:rPr>
+          <w:rStyle w:val="Fett"/>
+        </w:rPr>
+        <w:t>Database Design:</w:t>
+      </w:r>
+      <w:r>
+        <w:t xml:space="preserve"> Create relational databases and manage multiple tables using DDL commands.</w:t>
+      </w:r>
+    </w:p>
+    <w:p>
+      <w:pPr>
+        <w:numPr>
+          <w:ilvl w:val="0"/>
+          <w:numId w:val="38"/>
+        </w:numPr>
+        <w:spacing w:before="100" w:beforeAutospacing="1" w:after="100" w:afterAutospacing="1" w:line="240" w:lineRule="auto"/>
+      </w:pPr>
+      <w:r>
+        <w:rPr>
+          <w:rStyle w:val="Fett"/>
+        </w:rPr>
+        <w:t>SQL Queries:</w:t>
+      </w:r>
+      <w:r>
+        <w:t xml:space="preserve"> Write basic and intermediate queries using DML commands.</w:t>
+      </w:r>
+    </w:p>
+    <w:p>
+      <w:pPr>
+        <w:numPr>
+          <w:ilvl w:val="0"/>
+          <w:numId w:val="38"/>
+        </w:numPr>
+        <w:spacing w:before="100" w:beforeAutospacing="1" w:after="100" w:afterAutospacing="1" w:line="240" w:lineRule="auto"/>
+      </w:pPr>
+      <w:r>
+        <w:rPr>
+          <w:rStyle w:val="Fett"/>
+        </w:rPr>
+        <w:t>Advanced SQL:</w:t>
+      </w:r>
+      <w:r>
+        <w:t xml:space="preserve"> Work with JOINs, views, transactions, and stored procedures.</w:t>
+      </w:r>
+    </w:p>
+    <w:p>
+      <w:pPr>
+        <w:numPr>
+          <w:ilvl w:val="0"/>
+          <w:numId w:val="38"/>
+        </w:numPr>
+        <w:spacing w:before="100" w:beforeAutospacing="1" w:after="100" w:afterAutospacing="1" w:line="240" w:lineRule="auto"/>
+      </w:pPr>
+      <w:r>
+        <w:rPr>
+          <w:rStyle w:val="Fett"/>
+        </w:rPr>
+        <w:t>Data Analysis:</w:t>
+      </w:r>
+      <w:r>
+        <w:t xml:space="preserve"> Retrieve, process, and analyze structured data using SQL and Python.</w:t>
+      </w:r>
+    </w:p>
+    <w:p>
+      <w:pPr>
+        <w:numPr>
+          <w:ilvl w:val="0"/>
+          <w:numId w:val="38"/>
+        </w:numPr>
+        <w:spacing w:before="100" w:beforeAutospacing="1" w:after="100" w:afterAutospacing="1" w:line="240" w:lineRule="auto"/>
+      </w:pPr>
+      <w:r>
+        <w:rPr>
+          <w:rStyle w:val="Fett"/>
+        </w:rPr>
+        <w:t>Jupyter:</w:t>
+      </w:r>
+      <w:r>
+        <w:t xml:space="preserve"> Use notebooks for database operations and data analysis.</w:t>
+      </w:r>
+    </w:p>
+    <w:p>
+      <w:pPr>
+        <w:pStyle w:val="StandardWeb"/>
+      </w:pPr>
+      <w:r>
+        <w:rPr>
+          <w:rStyle w:val="Fett"/>
+        </w:rPr>
+        <w:t>Key Skills:</w:t>
+      </w:r>
+      <w:r>
+        <w:t xml:space="preserve"> SQL · Python · Relational Databases · DDL/DML · JOINs · Views · Stored Procedures · Transactions · Data Analysis · Jupyter</w:t>
+      </w:r>
+    </w:p>
+    <w:p>
+      <w:pPr>
         <w:pStyle w:val="StandardWeb"/>
         <w:spacing w:before="0" w:beforeAutospacing="0" w:after="0" w:afterAutospacing="0"/>
+        <w:jc w:val="center"/>
         <w:rPr>
           <w:rFonts w:asciiTheme="minorHAnsi" w:hAnsiTheme="minorHAnsi" w:cstheme="minorHAnsi"/>
           <w:sz w:val="22"/>
           <w:szCs w:val="22"/>
-          <w:lang w:val="de-DE"/>
         </w:rPr>
       </w:pPr>
     </w:p>
@@ -893,11 +924,11 @@
       <w:pPr>
         <w:pStyle w:val="StandardWeb"/>
         <w:spacing w:before="0" w:beforeAutospacing="0" w:after="0" w:afterAutospacing="0"/>
+        <w:jc w:val="center"/>
         <w:rPr>
           <w:rFonts w:asciiTheme="minorHAnsi" w:hAnsiTheme="minorHAnsi" w:cstheme="minorHAnsi"/>
           <w:sz w:val="22"/>
           <w:szCs w:val="22"/>
-          <w:lang w:val="de-DE"/>
         </w:rPr>
       </w:pPr>
     </w:p>
@@ -905,11 +936,11 @@
       <w:pPr>
         <w:pStyle w:val="StandardWeb"/>
         <w:spacing w:before="0" w:beforeAutospacing="0" w:after="0" w:afterAutospacing="0"/>
+        <w:jc w:val="center"/>
         <w:rPr>
           <w:rFonts w:asciiTheme="minorHAnsi" w:hAnsiTheme="minorHAnsi" w:cstheme="minorHAnsi"/>
           <w:sz w:val="22"/>
           <w:szCs w:val="22"/>
-          <w:lang w:val="de-DE"/>
         </w:rPr>
       </w:pPr>
     </w:p>
@@ -917,11 +948,11 @@
       <w:pPr>
         <w:pStyle w:val="StandardWeb"/>
         <w:spacing w:before="0" w:beforeAutospacing="0" w:after="0" w:afterAutospacing="0"/>
+        <w:jc w:val="center"/>
         <w:rPr>
           <w:rFonts w:asciiTheme="minorHAnsi" w:hAnsiTheme="minorHAnsi" w:cstheme="minorHAnsi"/>
           <w:sz w:val="22"/>
           <w:szCs w:val="22"/>
-          <w:lang w:val="de-DE"/>
         </w:rPr>
       </w:pPr>
     </w:p>
@@ -929,11 +960,11 @@
       <w:pPr>
         <w:pStyle w:val="StandardWeb"/>
         <w:spacing w:before="0" w:beforeAutospacing="0" w:after="0" w:afterAutospacing="0"/>
+        <w:jc w:val="center"/>
         <w:rPr>
           <w:rFonts w:asciiTheme="minorHAnsi" w:hAnsiTheme="minorHAnsi" w:cstheme="minorHAnsi"/>
           <w:sz w:val="22"/>
           <w:szCs w:val="22"/>
-          <w:lang w:val="de-DE"/>
         </w:rPr>
       </w:pPr>
     </w:p>
@@ -941,81 +972,11 @@
       <w:pPr>
         <w:pStyle w:val="StandardWeb"/>
         <w:spacing w:before="0" w:beforeAutospacing="0" w:after="0" w:afterAutospacing="0"/>
+        <w:jc w:val="center"/>
         <w:rPr>
           <w:rFonts w:asciiTheme="minorHAnsi" w:hAnsiTheme="minorHAnsi" w:cstheme="minorHAnsi"/>
           <w:sz w:val="22"/>
           <w:szCs w:val="22"/>
-          <w:lang w:val="de-DE"/>
-        </w:rPr>
-      </w:pPr>
-    </w:p>
-    <w:p>
-      <w:pPr>
-        <w:pStyle w:val="StandardWeb"/>
-        <w:spacing w:before="0" w:beforeAutospacing="0" w:after="0" w:afterAutospacing="0"/>
-        <w:rPr>
-          <w:rFonts w:asciiTheme="minorHAnsi" w:hAnsiTheme="minorHAnsi" w:cstheme="minorHAnsi"/>
-          <w:sz w:val="22"/>
-          <w:szCs w:val="22"/>
-          <w:lang w:val="de-DE"/>
-        </w:rPr>
-      </w:pPr>
-    </w:p>
-    <w:p>
-      <w:pPr>
-        <w:pStyle w:val="StandardWeb"/>
-        <w:spacing w:before="0" w:beforeAutospacing="0" w:after="0" w:afterAutospacing="0"/>
-        <w:rPr>
-          <w:rFonts w:asciiTheme="minorHAnsi" w:hAnsiTheme="minorHAnsi" w:cstheme="minorHAnsi"/>
-          <w:sz w:val="22"/>
-          <w:szCs w:val="22"/>
-          <w:lang w:val="de-DE"/>
-        </w:rPr>
-      </w:pPr>
-    </w:p>
-    <w:p>
-      <w:pPr>
-        <w:pStyle w:val="StandardWeb"/>
-        <w:spacing w:before="0" w:beforeAutospacing="0" w:after="0" w:afterAutospacing="0"/>
-        <w:rPr>
-          <w:rFonts w:asciiTheme="minorHAnsi" w:hAnsiTheme="minorHAnsi" w:cstheme="minorHAnsi"/>
-          <w:sz w:val="22"/>
-          <w:szCs w:val="22"/>
-          <w:lang w:val="de-DE"/>
-        </w:rPr>
-      </w:pPr>
-    </w:p>
-    <w:p>
-      <w:pPr>
-        <w:pStyle w:val="StandardWeb"/>
-        <w:spacing w:before="0" w:beforeAutospacing="0" w:after="0" w:afterAutospacing="0"/>
-        <w:rPr>
-          <w:rFonts w:asciiTheme="minorHAnsi" w:hAnsiTheme="minorHAnsi" w:cstheme="minorHAnsi"/>
-          <w:sz w:val="22"/>
-          <w:szCs w:val="22"/>
-          <w:lang w:val="de-DE"/>
-        </w:rPr>
-      </w:pPr>
-    </w:p>
-    <w:p>
-      <w:pPr>
-        <w:pStyle w:val="StandardWeb"/>
-        <w:spacing w:before="0" w:beforeAutospacing="0" w:after="0" w:afterAutospacing="0"/>
-        <w:rPr>
-          <w:rFonts w:asciiTheme="minorHAnsi" w:hAnsiTheme="minorHAnsi" w:cstheme="minorHAnsi"/>
-          <w:sz w:val="22"/>
-          <w:szCs w:val="22"/>
-          <w:lang w:val="de-DE"/>
-        </w:rPr>
-      </w:pPr>
-    </w:p>
-    <w:p>
-      <w:pPr>
-        <w:spacing w:before="100" w:beforeAutospacing="1" w:after="100" w:afterAutospacing="1" w:line="240" w:lineRule="auto"/>
-        <w:rPr>
-          <w:color w:val="0070C0"/>
-          <w:sz w:val="28"/>
-          <w:szCs w:val="28"/>
         </w:rPr>
       </w:pPr>
     </w:p>
@@ -1030,10 +991,9 @@
         <w:spacing w:before="100" w:beforeAutospacing="1" w:after="100" w:afterAutospacing="1" w:line="240" w:lineRule="auto"/>
         <w:jc w:val="center"/>
         <w:rPr>
-          <w:rFonts w:ascii="Calibri" w:hAnsi="Calibri" w:cs="Calibri"/>
+          <w:rStyle w:val="Hyperlink"/>
           <w:sz w:val="28"/>
           <w:szCs w:val="28"/>
-          <w:lang w:val="ru-UA"/>
         </w:rPr>
       </w:pPr>
       <w:hyperlink r:id="rId14" w:history="1">
@@ -1052,18 +1012,7 @@
         <w:spacing w:before="100" w:beforeAutospacing="1" w:after="100" w:afterAutospacing="1" w:line="240" w:lineRule="auto"/>
         <w:jc w:val="center"/>
         <w:rPr>
-          <w:color w:val="0070C0"/>
-          <w:sz w:val="28"/>
-          <w:szCs w:val="28"/>
-          <w:lang w:val="ru-UA"/>
-        </w:rPr>
-      </w:pPr>
-    </w:p>
-    <w:p>
-      <w:pPr>
-        <w:spacing w:before="100" w:beforeAutospacing="1" w:after="100" w:afterAutospacing="1" w:line="240" w:lineRule="auto"/>
-        <w:rPr>
-          <w:color w:val="0070C0"/>
+          <w:rStyle w:val="Hyperlink"/>
           <w:sz w:val="28"/>
           <w:szCs w:val="28"/>
         </w:rPr>
@@ -1072,6 +1021,7 @@
     <w:p>
       <w:pPr>
         <w:spacing w:before="100" w:beforeAutospacing="1" w:after="100" w:afterAutospacing="1" w:line="240" w:lineRule="auto"/>
+        <w:jc w:val="center"/>
         <w:rPr>
           <w:b/>
           <w:bCs/>
@@ -1085,9 +1035,9 @@
           <w:noProof/>
         </w:rPr>
         <w:drawing>
-          <wp:inline distT="0" distB="0" distL="0" distR="0" wp14:anchorId="38080358" wp14:editId="2675229C">
-            <wp:extent cx="6858000" cy="5302885"/>
-            <wp:effectExtent l="0" t="0" r="0" b="0"/>
+          <wp:inline distT="0" distB="0" distL="0" distR="0" wp14:anchorId="38080358" wp14:editId="09745E2B">
+            <wp:extent cx="5961888" cy="4608576"/>
+            <wp:effectExtent l="0" t="0" r="1270" b="1905"/>
             <wp:docPr id="26" name="Grafik 26" descr="Certificate for Introduction to DevOps"/>
             <wp:cNvGraphicFramePr>
               <a:graphicFrameLocks xmlns:a="http://schemas.openxmlformats.org/drawingml/2006/main" noChangeAspect="1"/>
@@ -1102,7 +1052,7 @@
                     </pic:cNvPicPr>
                   </pic:nvPicPr>
                   <pic:blipFill>
-                    <a:blip r:embed="rId15">
+                    <a:blip r:embed="rId15" cstate="print">
                       <a:extLst>
                         <a:ext uri="{28A0092B-C50C-407E-A947-70E740481C1C}">
                           <a14:useLocalDpi xmlns:a14="http://schemas.microsoft.com/office/drawing/2010/main" val="0"/>
@@ -1117,7 +1067,7 @@
                   <pic:spPr bwMode="auto">
                     <a:xfrm>
                       <a:off x="0" y="0"/>
-                      <a:ext cx="6858000" cy="5302885"/>
+                      <a:ext cx="5961888" cy="4608576"/>
                     </a:xfrm>
                     <a:prstGeom prst="rect">
                       <a:avLst/>
@@ -1136,13 +1086,169 @@
     </w:p>
     <w:p>
       <w:pPr>
+        <w:pStyle w:val="berschrift3"/>
+      </w:pPr>
+    </w:p>
+    <w:p>
+      <w:pPr>
+        <w:pStyle w:val="berschrift3"/>
+      </w:pPr>
+    </w:p>
+    <w:p>
+      <w:pPr>
+        <w:pStyle w:val="berschrift3"/>
+      </w:pPr>
+      <w:r>
+        <w:t>IBM — Introduction to DevOps</w:t>
+      </w:r>
+    </w:p>
+    <w:p>
+      <w:pPr>
+        <w:pStyle w:val="StandardWeb"/>
+      </w:pPr>
+      <w:r>
+        <w:rPr>
+          <w:rStyle w:val="Fett"/>
+        </w:rPr>
+        <w:t>What I Learned</w:t>
+      </w:r>
+    </w:p>
+    <w:p>
+      <w:pPr>
+        <w:numPr>
+          <w:ilvl w:val="0"/>
+          <w:numId w:val="37"/>
+        </w:numPr>
+        <w:spacing w:before="100" w:beforeAutospacing="1" w:after="100" w:afterAutospacing="1" w:line="240" w:lineRule="auto"/>
+      </w:pPr>
+      <w:r>
+        <w:rPr>
+          <w:rStyle w:val="Fett"/>
+        </w:rPr>
+        <w:t>DevOps Fundamentals:</w:t>
+      </w:r>
+      <w:r>
+        <w:t xml:space="preserve"> Shared responsibility, transparency, collaboration, and continuous improvement.</w:t>
+      </w:r>
+    </w:p>
+    <w:p>
+      <w:pPr>
+        <w:numPr>
+          <w:ilvl w:val="0"/>
+          <w:numId w:val="37"/>
+        </w:numPr>
+        <w:spacing w:before="100" w:beforeAutospacing="1" w:after="100" w:afterAutospacing="1" w:line="240" w:lineRule="auto"/>
+      </w:pPr>
+      <w:r>
+        <w:rPr>
+          <w:rStyle w:val="Fett"/>
+        </w:rPr>
+        <w:t>CI/CD Practices:</w:t>
+      </w:r>
+      <w:r>
+        <w:t xml:space="preserve"> Continuous Integration, Continuous Delivery, and automated deployment.</w:t>
+      </w:r>
+    </w:p>
+    <w:p>
+      <w:pPr>
+        <w:numPr>
+          <w:ilvl w:val="0"/>
+          <w:numId w:val="37"/>
+        </w:numPr>
+        <w:spacing w:before="100" w:beforeAutospacing="1" w:after="100" w:afterAutospacing="1" w:line="240" w:lineRule="auto"/>
+      </w:pPr>
+      <w:r>
+        <w:rPr>
+          <w:rStyle w:val="Fett"/>
+        </w:rPr>
+        <w:t>Software Engineering:</w:t>
+      </w:r>
+      <w:r>
+        <w:t xml:space="preserve"> Cloud-native microservices, resilient applications, and development practices.</w:t>
+      </w:r>
+    </w:p>
+    <w:p>
+      <w:pPr>
+        <w:numPr>
+          <w:ilvl w:val="0"/>
+          <w:numId w:val="37"/>
+        </w:numPr>
+        <w:spacing w:before="100" w:beforeAutospacing="1" w:after="100" w:afterAutospacing="1" w:line="240" w:lineRule="auto"/>
+      </w:pPr>
+      <w:r>
+        <w:rPr>
+          <w:rStyle w:val="Fett"/>
+        </w:rPr>
+        <w:t>Development Methodologies:</w:t>
+      </w:r>
+      <w:r>
+        <w:t xml:space="preserve"> Test-Driven Development (TDD) and Behavior-Driven Development (BDD).</w:t>
+      </w:r>
+    </w:p>
+    <w:p>
+      <w:pPr>
+        <w:numPr>
+          <w:ilvl w:val="0"/>
+          <w:numId w:val="37"/>
+        </w:numPr>
+        <w:spacing w:before="100" w:beforeAutospacing="1" w:after="100" w:afterAutospacing="1" w:line="240" w:lineRule="auto"/>
+      </w:pPr>
+      <w:r>
+        <w:rPr>
+          <w:rStyle w:val="Fett"/>
+        </w:rPr>
+        <w:t>Infrastructure as Code (IaC):</w:t>
+      </w:r>
+      <w:r>
+        <w:t xml:space="preserve"> Principles of automated infrastructure management.</w:t>
+      </w:r>
+    </w:p>
+    <w:p>
+      <w:pPr>
+        <w:numPr>
+          <w:ilvl w:val="0"/>
+          <w:numId w:val="37"/>
+        </w:numPr>
+        <w:spacing w:before="100" w:beforeAutospacing="1" w:after="100" w:afterAutospacing="1" w:line="240" w:lineRule="auto"/>
+      </w:pPr>
+      <w:r>
+        <w:rPr>
+          <w:rStyle w:val="Fett"/>
+        </w:rPr>
+        <w:t>DevOps Culture:</w:t>
+      </w:r>
+      <w:r>
+        <w:t xml:space="preserve"> Breaking down organizational silos and building cross-functional teams.</w:t>
+      </w:r>
+    </w:p>
+    <w:p>
+      <w:pPr>
+        <w:pStyle w:val="StandardWeb"/>
+      </w:pPr>
+      <w:r>
+        <w:rPr>
+          <w:rStyle w:val="Fett"/>
+        </w:rPr>
+        <w:t>Key Skills:</w:t>
+      </w:r>
+      <w:r>
+        <w:t xml:space="preserve"> DevOps · CI/CD · IaC · Microservices · TDD · BDD · Agile Collaboration</w:t>
+      </w:r>
+    </w:p>
+    <w:p>
+      <w:pPr>
+        <w:pStyle w:val="StandardWeb"/>
+      </w:pPr>
+    </w:p>
+    <w:p>
+      <w:pPr>
         <w:pStyle w:val="StandardWeb"/>
         <w:spacing w:before="0" w:beforeAutospacing="0" w:after="0" w:afterAutospacing="0"/>
+        <w:jc w:val="center"/>
         <w:rPr>
           <w:rFonts w:asciiTheme="minorHAnsi" w:hAnsiTheme="minorHAnsi" w:cstheme="minorHAnsi"/>
           <w:sz w:val="22"/>
           <w:szCs w:val="22"/>
-          <w:lang w:val="de-DE"/>
         </w:rPr>
       </w:pPr>
     </w:p>
@@ -1150,11 +1256,11 @@
       <w:pPr>
         <w:pStyle w:val="StandardWeb"/>
         <w:spacing w:before="0" w:beforeAutospacing="0" w:after="0" w:afterAutospacing="0"/>
+        <w:jc w:val="center"/>
         <w:rPr>
           <w:rFonts w:asciiTheme="minorHAnsi" w:hAnsiTheme="minorHAnsi" w:cstheme="minorHAnsi"/>
           <w:sz w:val="22"/>
           <w:szCs w:val="22"/>
-          <w:lang w:val="de-DE"/>
         </w:rPr>
       </w:pPr>
     </w:p>
@@ -1162,11 +1268,11 @@
       <w:pPr>
         <w:pStyle w:val="StandardWeb"/>
         <w:spacing w:before="0" w:beforeAutospacing="0" w:after="0" w:afterAutospacing="0"/>
+        <w:jc w:val="center"/>
         <w:rPr>
           <w:rFonts w:asciiTheme="minorHAnsi" w:hAnsiTheme="minorHAnsi" w:cstheme="minorHAnsi"/>
           <w:sz w:val="22"/>
           <w:szCs w:val="22"/>
-          <w:lang w:val="de-DE"/>
         </w:rPr>
       </w:pPr>
     </w:p>
@@ -1174,11 +1280,11 @@
       <w:pPr>
         <w:pStyle w:val="StandardWeb"/>
         <w:spacing w:before="0" w:beforeAutospacing="0" w:after="0" w:afterAutospacing="0"/>
+        <w:jc w:val="center"/>
         <w:rPr>
           <w:rFonts w:asciiTheme="minorHAnsi" w:hAnsiTheme="minorHAnsi" w:cstheme="minorHAnsi"/>
           <w:sz w:val="22"/>
           <w:szCs w:val="22"/>
-          <w:lang w:val="de-DE"/>
         </w:rPr>
       </w:pPr>
     </w:p>
@@ -1186,246 +1292,7 @@
       <w:pPr>
         <w:pStyle w:val="StandardWeb"/>
         <w:spacing w:before="0" w:beforeAutospacing="0" w:after="0" w:afterAutospacing="0"/>
-        <w:rPr>
-          <w:rFonts w:asciiTheme="minorHAnsi" w:hAnsiTheme="minorHAnsi" w:cstheme="minorHAnsi"/>
-          <w:sz w:val="22"/>
-          <w:szCs w:val="22"/>
-          <w:lang w:val="de-DE"/>
-        </w:rPr>
-      </w:pPr>
-    </w:p>
-    <w:p>
-      <w:pPr>
-        <w:pStyle w:val="StandardWeb"/>
-        <w:spacing w:before="0" w:beforeAutospacing="0" w:after="0" w:afterAutospacing="0"/>
-        <w:rPr>
-          <w:rFonts w:asciiTheme="minorHAnsi" w:hAnsiTheme="minorHAnsi" w:cstheme="minorHAnsi"/>
-          <w:sz w:val="22"/>
-          <w:szCs w:val="22"/>
-          <w:lang w:val="de-DE"/>
-        </w:rPr>
-      </w:pPr>
-    </w:p>
-    <w:p>
-      <w:pPr>
-        <w:pStyle w:val="StandardWeb"/>
-        <w:spacing w:before="0" w:beforeAutospacing="0" w:after="0" w:afterAutospacing="0"/>
-        <w:rPr>
-          <w:rFonts w:asciiTheme="minorHAnsi" w:hAnsiTheme="minorHAnsi" w:cstheme="minorHAnsi"/>
-          <w:sz w:val="22"/>
-          <w:szCs w:val="22"/>
-          <w:lang w:val="de-DE"/>
-        </w:rPr>
-      </w:pPr>
-    </w:p>
-    <w:p>
-      <w:pPr>
-        <w:pStyle w:val="StandardWeb"/>
-        <w:spacing w:before="0" w:beforeAutospacing="0" w:after="0" w:afterAutospacing="0"/>
-        <w:rPr>
-          <w:rFonts w:asciiTheme="minorHAnsi" w:hAnsiTheme="minorHAnsi" w:cstheme="minorHAnsi"/>
-          <w:sz w:val="22"/>
-          <w:szCs w:val="22"/>
-          <w:lang w:val="de-DE"/>
-        </w:rPr>
-      </w:pPr>
-    </w:p>
-    <w:p>
-      <w:pPr>
-        <w:pStyle w:val="StandardWeb"/>
-        <w:spacing w:before="0" w:beforeAutospacing="0" w:after="0" w:afterAutospacing="0"/>
-        <w:rPr>
-          <w:rFonts w:asciiTheme="minorHAnsi" w:hAnsiTheme="minorHAnsi" w:cstheme="minorHAnsi"/>
-          <w:sz w:val="22"/>
-          <w:szCs w:val="22"/>
-          <w:lang w:val="de-DE"/>
-        </w:rPr>
-      </w:pPr>
-    </w:p>
-    <w:p>
-      <w:pPr>
-        <w:pStyle w:val="StandardWeb"/>
-        <w:spacing w:before="0" w:beforeAutospacing="0" w:after="0" w:afterAutospacing="0"/>
-        <w:rPr>
-          <w:rFonts w:asciiTheme="minorHAnsi" w:hAnsiTheme="minorHAnsi" w:cstheme="minorHAnsi"/>
-          <w:sz w:val="22"/>
-          <w:szCs w:val="22"/>
-          <w:lang w:val="de-DE"/>
-        </w:rPr>
-      </w:pPr>
-    </w:p>
-    <w:p>
-      <w:pPr>
-        <w:pStyle w:val="StandardWeb"/>
-        <w:spacing w:before="0" w:beforeAutospacing="0" w:after="0" w:afterAutospacing="0"/>
-        <w:rPr>
-          <w:rFonts w:asciiTheme="minorHAnsi" w:hAnsiTheme="minorHAnsi" w:cstheme="minorHAnsi"/>
-          <w:sz w:val="22"/>
-          <w:szCs w:val="22"/>
-          <w:lang w:val="de-DE"/>
-        </w:rPr>
-      </w:pPr>
-    </w:p>
-    <w:p>
-      <w:pPr>
-        <w:pStyle w:val="StandardWeb"/>
-        <w:spacing w:before="0" w:beforeAutospacing="0" w:after="0" w:afterAutospacing="0"/>
-        <w:rPr>
-          <w:rFonts w:asciiTheme="minorHAnsi" w:hAnsiTheme="minorHAnsi" w:cstheme="minorHAnsi"/>
-          <w:sz w:val="22"/>
-          <w:szCs w:val="22"/>
-          <w:lang w:val="de-DE"/>
-        </w:rPr>
-      </w:pPr>
-    </w:p>
-    <w:p>
-      <w:pPr>
-        <w:pStyle w:val="StandardWeb"/>
-        <w:spacing w:before="0" w:beforeAutospacing="0" w:after="0" w:afterAutospacing="0"/>
-        <w:rPr>
-          <w:rFonts w:asciiTheme="minorHAnsi" w:hAnsiTheme="minorHAnsi" w:cstheme="minorHAnsi"/>
-          <w:sz w:val="22"/>
-          <w:szCs w:val="22"/>
-          <w:lang w:val="de-DE"/>
-        </w:rPr>
-      </w:pPr>
-    </w:p>
-    <w:p>
-      <w:pPr>
-        <w:pStyle w:val="StandardWeb"/>
-        <w:spacing w:before="0" w:beforeAutospacing="0" w:after="0" w:afterAutospacing="0"/>
-        <w:rPr>
-          <w:rFonts w:asciiTheme="minorHAnsi" w:hAnsiTheme="minorHAnsi" w:cstheme="minorHAnsi"/>
-          <w:sz w:val="22"/>
-          <w:szCs w:val="22"/>
-          <w:lang w:val="de-DE"/>
-        </w:rPr>
-      </w:pPr>
-    </w:p>
-    <w:p>
-      <w:pPr>
-        <w:pStyle w:val="StandardWeb"/>
-        <w:spacing w:before="0" w:beforeAutospacing="0" w:after="0" w:afterAutospacing="0"/>
-        <w:rPr>
-          <w:rFonts w:asciiTheme="minorHAnsi" w:hAnsiTheme="minorHAnsi" w:cstheme="minorHAnsi"/>
-          <w:sz w:val="22"/>
-          <w:szCs w:val="22"/>
-          <w:lang w:val="de-DE"/>
-        </w:rPr>
-      </w:pPr>
-    </w:p>
-    <w:p>
-      <w:pPr>
-        <w:pStyle w:val="StandardWeb"/>
-        <w:spacing w:before="0" w:beforeAutospacing="0" w:after="0" w:afterAutospacing="0"/>
-        <w:rPr>
-          <w:rFonts w:asciiTheme="minorHAnsi" w:hAnsiTheme="minorHAnsi" w:cstheme="minorHAnsi"/>
-          <w:sz w:val="22"/>
-          <w:szCs w:val="22"/>
-          <w:lang w:val="de-DE"/>
-        </w:rPr>
-      </w:pPr>
-    </w:p>
-    <w:p>
-      <w:pPr>
-        <w:pStyle w:val="StandardWeb"/>
-        <w:spacing w:before="0" w:beforeAutospacing="0" w:after="0" w:afterAutospacing="0"/>
-        <w:rPr>
-          <w:rFonts w:asciiTheme="minorHAnsi" w:hAnsiTheme="minorHAnsi" w:cstheme="minorHAnsi"/>
-          <w:sz w:val="22"/>
-          <w:szCs w:val="22"/>
-          <w:lang w:val="de-DE"/>
-        </w:rPr>
-      </w:pPr>
-    </w:p>
-    <w:p>
-      <w:pPr>
-        <w:pStyle w:val="StandardWeb"/>
-        <w:spacing w:before="0" w:beforeAutospacing="0" w:after="0" w:afterAutospacing="0"/>
-        <w:rPr>
-          <w:rFonts w:asciiTheme="minorHAnsi" w:hAnsiTheme="minorHAnsi" w:cstheme="minorHAnsi"/>
-          <w:sz w:val="22"/>
-          <w:szCs w:val="22"/>
-          <w:lang w:val="de-DE"/>
-        </w:rPr>
-      </w:pPr>
-    </w:p>
-    <w:p>
-      <w:pPr>
-        <w:pStyle w:val="StandardWeb"/>
-        <w:spacing w:before="0" w:beforeAutospacing="0" w:after="0" w:afterAutospacing="0"/>
-        <w:rPr>
-          <w:rFonts w:asciiTheme="minorHAnsi" w:hAnsiTheme="minorHAnsi" w:cstheme="minorHAnsi"/>
-          <w:sz w:val="22"/>
-          <w:szCs w:val="22"/>
-          <w:lang w:val="de-DE"/>
-        </w:rPr>
-      </w:pPr>
-    </w:p>
-    <w:p>
-      <w:pPr>
-        <w:pStyle w:val="StandardWeb"/>
-        <w:spacing w:before="0" w:beforeAutospacing="0" w:after="0" w:afterAutospacing="0"/>
-        <w:rPr>
-          <w:rFonts w:asciiTheme="minorHAnsi" w:hAnsiTheme="minorHAnsi" w:cstheme="minorHAnsi"/>
-          <w:sz w:val="22"/>
-          <w:szCs w:val="22"/>
-          <w:lang w:val="de-DE"/>
-        </w:rPr>
-      </w:pPr>
-    </w:p>
-    <w:p>
-      <w:pPr>
-        <w:pStyle w:val="StandardWeb"/>
-        <w:spacing w:before="0" w:beforeAutospacing="0" w:after="0" w:afterAutospacing="0"/>
-        <w:rPr>
-          <w:rFonts w:asciiTheme="minorHAnsi" w:hAnsiTheme="minorHAnsi" w:cstheme="minorHAnsi"/>
-          <w:sz w:val="22"/>
-          <w:szCs w:val="22"/>
-          <w:lang w:val="de-DE"/>
-        </w:rPr>
-      </w:pPr>
-    </w:p>
-    <w:p>
-      <w:pPr>
-        <w:pStyle w:val="StandardWeb"/>
-        <w:spacing w:before="0" w:beforeAutospacing="0" w:after="0" w:afterAutospacing="0"/>
-        <w:rPr>
-          <w:rFonts w:asciiTheme="minorHAnsi" w:hAnsiTheme="minorHAnsi" w:cstheme="minorHAnsi"/>
-          <w:sz w:val="22"/>
-          <w:szCs w:val="22"/>
-          <w:lang w:val="de-DE"/>
-        </w:rPr>
-      </w:pPr>
-    </w:p>
-    <w:p>
-      <w:pPr>
-        <w:pStyle w:val="StandardWeb"/>
-        <w:spacing w:before="0" w:beforeAutospacing="0" w:after="0" w:afterAutospacing="0"/>
-        <w:rPr>
-          <w:rFonts w:asciiTheme="minorHAnsi" w:hAnsiTheme="minorHAnsi" w:cstheme="minorHAnsi"/>
-          <w:sz w:val="22"/>
-          <w:szCs w:val="22"/>
-          <w:lang w:val="de-DE"/>
-        </w:rPr>
-      </w:pPr>
-    </w:p>
-    <w:p>
-      <w:pPr>
-        <w:pStyle w:val="StandardWeb"/>
-        <w:spacing w:before="0" w:beforeAutospacing="0" w:after="0" w:afterAutospacing="0"/>
-        <w:rPr>
-          <w:rFonts w:asciiTheme="minorHAnsi" w:hAnsiTheme="minorHAnsi" w:cstheme="minorHAnsi"/>
-          <w:sz w:val="22"/>
-          <w:szCs w:val="22"/>
-          <w:lang w:val="de-DE"/>
-        </w:rPr>
-      </w:pPr>
-    </w:p>
-    <w:p>
-      <w:pPr>
-        <w:pStyle w:val="StandardWeb"/>
-        <w:spacing w:before="0" w:beforeAutospacing="0" w:after="0" w:afterAutospacing="0"/>
+        <w:jc w:val="center"/>
         <w:rPr>
           <w:rFonts w:asciiTheme="minorHAnsi" w:hAnsiTheme="minorHAnsi" w:cstheme="minorHAnsi"/>
           <w:sz w:val="22"/>
@@ -1450,6 +1317,7 @@
       <w:pPr>
         <w:pStyle w:val="StandardWeb"/>
         <w:spacing w:before="0" w:beforeAutospacing="0" w:after="0" w:afterAutospacing="0"/>
+        <w:jc w:val="center"/>
         <w:rPr>
           <w:rFonts w:asciiTheme="minorHAnsi" w:hAnsiTheme="minorHAnsi" w:cstheme="minorHAnsi"/>
           <w:sz w:val="22"/>
@@ -1462,6 +1330,7 @@
       <w:pPr>
         <w:pStyle w:val="StandardWeb"/>
         <w:spacing w:before="0" w:beforeAutospacing="0" w:after="0" w:afterAutospacing="0"/>
+        <w:jc w:val="center"/>
         <w:rPr>
           <w:rFonts w:asciiTheme="minorHAnsi" w:hAnsiTheme="minorHAnsi" w:cstheme="minorHAnsi"/>
           <w:sz w:val="22"/>
@@ -1469,50 +1338,14 @@
           <w:lang w:val="de-DE"/>
         </w:rPr>
       </w:pPr>
-    </w:p>
-    <w:p>
-      <w:pPr>
-        <w:pStyle w:val="StandardWeb"/>
-        <w:spacing w:before="0" w:beforeAutospacing="0" w:after="0" w:afterAutospacing="0"/>
-        <w:rPr>
-          <w:rFonts w:asciiTheme="minorHAnsi" w:hAnsiTheme="minorHAnsi" w:cstheme="minorHAnsi"/>
-          <w:sz w:val="22"/>
-          <w:szCs w:val="22"/>
-          <w:lang w:val="de-DE"/>
-        </w:rPr>
-      </w:pPr>
-    </w:p>
-    <w:p>
-      <w:pPr>
-        <w:pStyle w:val="StandardWeb"/>
-        <w:spacing w:before="0" w:beforeAutospacing="0" w:after="0" w:afterAutospacing="0"/>
-        <w:rPr>
-          <w:rFonts w:asciiTheme="minorHAnsi" w:hAnsiTheme="minorHAnsi" w:cstheme="minorHAnsi"/>
-          <w:sz w:val="22"/>
-          <w:szCs w:val="22"/>
-          <w:lang w:val="de-DE"/>
-        </w:rPr>
-      </w:pPr>
-    </w:p>
-    <w:p>
-      <w:pPr>
-        <w:pStyle w:val="StandardWeb"/>
-        <w:spacing w:before="0" w:beforeAutospacing="0" w:after="0" w:afterAutospacing="0"/>
-        <w:rPr>
-          <w:rFonts w:asciiTheme="minorHAnsi" w:hAnsiTheme="minorHAnsi" w:cstheme="minorHAnsi"/>
-          <w:sz w:val="22"/>
-          <w:szCs w:val="22"/>
-          <w:lang w:val="de-DE"/>
-        </w:rPr>
-      </w:pPr>
       <w:r>
         <w:rPr>
           <w:noProof/>
         </w:rPr>
         <w:drawing>
-          <wp:inline distT="0" distB="0" distL="0" distR="0" wp14:anchorId="570C8C2B" wp14:editId="414E55D4">
-            <wp:extent cx="7016115" cy="5424805"/>
-            <wp:effectExtent l="0" t="0" r="0" b="4445"/>
+          <wp:inline distT="0" distB="0" distL="0" distR="0" wp14:anchorId="570C8C2B" wp14:editId="589191EC">
+            <wp:extent cx="5958635" cy="4607170"/>
+            <wp:effectExtent l="0" t="0" r="4445" b="3175"/>
             <wp:docPr id="1" name="Grafik 1" descr="Сертификат по основам инженерии данных с использованием SQL и Python."/>
             <wp:cNvGraphicFramePr>
               <a:graphicFrameLocks xmlns:a="http://schemas.openxmlformats.org/drawingml/2006/main" noChangeAspect="1"/>
@@ -1527,7 +1360,7 @@
                     </pic:cNvPicPr>
                   </pic:nvPicPr>
                   <pic:blipFill>
-                    <a:blip r:embed="rId17">
+                    <a:blip r:embed="rId17" cstate="print">
                       <a:extLst>
                         <a:ext uri="{28A0092B-C50C-407E-A947-70E740481C1C}">
                           <a14:useLocalDpi xmlns:a14="http://schemas.microsoft.com/office/drawing/2010/main" val="0"/>
@@ -1542,7 +1375,88 @@
                   <pic:spPr bwMode="auto">
                     <a:xfrm>
                       <a:off x="0" y="0"/>
-                      <a:ext cx="7016115" cy="5424805"/>
+                      <a:ext cx="5986246" cy="4628519"/>
+                    </a:xfrm>
+                    <a:prstGeom prst="rect">
+                      <a:avLst/>
+                    </a:prstGeom>
+                    <a:noFill/>
+                    <a:ln>
+                      <a:noFill/>
+                    </a:ln>
+                  </pic:spPr>
+                </pic:pic>
+              </a:graphicData>
+            </a:graphic>
+          </wp:inline>
+        </w:drawing>
+      </w:r>
+    </w:p>
+    <w:p>
+      <w:pPr>
+        <w:pStyle w:val="StandardWeb"/>
+        <w:spacing w:before="0" w:beforeAutospacing="0" w:after="0" w:afterAutospacing="0"/>
+        <w:jc w:val="center"/>
+        <w:rPr>
+          <w:rFonts w:asciiTheme="minorHAnsi" w:hAnsiTheme="minorHAnsi" w:cstheme="minorHAnsi"/>
+          <w:sz w:val="22"/>
+          <w:szCs w:val="22"/>
+          <w:lang w:val="de-DE"/>
+        </w:rPr>
+      </w:pPr>
+    </w:p>
+    <w:p>
+      <w:pPr>
+        <w:pStyle w:val="StandardWeb"/>
+        <w:spacing w:before="0" w:beforeAutospacing="0" w:after="0" w:afterAutospacing="0"/>
+        <w:jc w:val="center"/>
+        <w:rPr>
+          <w:rFonts w:asciiTheme="minorHAnsi" w:hAnsiTheme="minorHAnsi" w:cstheme="minorHAnsi"/>
+          <w:sz w:val="22"/>
+          <w:szCs w:val="22"/>
+        </w:rPr>
+      </w:pPr>
+      <w:r>
+        <w:rPr>
+          <w:rFonts w:asciiTheme="minorHAnsi" w:hAnsiTheme="minorHAnsi" w:cstheme="minorHAnsi"/>
+          <w:noProof/>
+          <w:sz w:val="22"/>
+          <w:szCs w:val="22"/>
+        </w:rPr>
+        <w:drawing>
+          <wp:inline distT="0" distB="0" distL="0" distR="0" wp14:anchorId="09F8CE29" wp14:editId="7AD8AAA6">
+            <wp:extent cx="5861050" cy="4527981"/>
+            <wp:effectExtent l="0" t="0" r="6350" b="6350"/>
+            <wp:docPr id="2" name="Grafik 2"/>
+            <wp:cNvGraphicFramePr>
+              <a:graphicFrameLocks xmlns:a="http://schemas.openxmlformats.org/drawingml/2006/main" noChangeAspect="1"/>
+            </wp:cNvGraphicFramePr>
+            <a:graphic xmlns:a="http://schemas.openxmlformats.org/drawingml/2006/main">
+              <a:graphicData uri="http://schemas.openxmlformats.org/drawingml/2006/picture">
+                <pic:pic xmlns:pic="http://schemas.openxmlformats.org/drawingml/2006/picture">
+                  <pic:nvPicPr>
+                    <pic:cNvPr id="0" name="Picture 3"/>
+                    <pic:cNvPicPr>
+                      <a:picLocks noChangeAspect="1" noChangeArrowheads="1"/>
+                    </pic:cNvPicPr>
+                  </pic:nvPicPr>
+                  <pic:blipFill>
+                    <a:blip r:embed="rId18" cstate="print">
+                      <a:extLst>
+                        <a:ext uri="{28A0092B-C50C-407E-A947-70E740481C1C}">
+                          <a14:useLocalDpi xmlns:a14="http://schemas.microsoft.com/office/drawing/2010/main" val="0"/>
+                        </a:ext>
+                      </a:extLst>
+                    </a:blip>
+                    <a:srcRect/>
+                    <a:stretch>
+                      <a:fillRect/>
+                    </a:stretch>
+                  </pic:blipFill>
+                  <pic:spPr bwMode="auto">
+                    <a:xfrm>
+                      <a:off x="0" y="0"/>
+                      <a:ext cx="5861050" cy="4527981"/>
                     </a:xfrm>
                     <a:prstGeom prst="rect">
                       <a:avLst/>
@@ -1642,19 +1556,168 @@
         <v:path o:extrusionok="f" gradientshapeok="t" o:connecttype="rect"/>
         <o:lock v:ext="edit" aspectratio="t"/>
       </v:shapetype>
-      <v:shape id="_x0000_i1030" type="#_x0000_t75" style="width:25.85pt;height:24pt;visibility:visible;mso-wrap-style:square" o:bullet="t">
+      <v:shape id="_x0000_i1068" type="#_x0000_t75" style="width:25.85pt;height:24pt;visibility:visible;mso-wrap-style:square" o:bullet="t">
         <v:imagedata r:id="rId1" o:title="New Picture (3)"/>
       </v:shape>
     </w:pict>
   </w:numPicBullet>
   <w:numPicBullet w:numPicBulletId="1">
     <w:pict>
-      <v:shape id="_x0000_i1031" type="#_x0000_t75" style="width:18.45pt;height:18.45pt;visibility:visible;mso-wrap-style:square" o:bullet="t">
+      <v:shape id="_x0000_i1069" type="#_x0000_t75" style="width:18.45pt;height:18.45pt;visibility:visible;mso-wrap-style:square" o:bullet="t">
         <v:imagedata r:id="rId2" o:title=""/>
       </v:shape>
     </w:pict>
   </w:numPicBullet>
   <w:abstractNum w:abstractNumId="0" w15:restartNumberingAfterBreak="0">
+    <w:nsid w:val="00B7087E"/>
+    <w:multiLevelType w:val="multilevel"/>
+    <w:tmpl w:val="E10AC868"/>
+    <w:lvl w:ilvl="0">
+      <w:start w:val="1"/>
+      <w:numFmt w:val="bullet"/>
+      <w:lvlText w:val=""/>
+      <w:lvlJc w:val="left"/>
+      <w:pPr>
+        <w:tabs>
+          <w:tab w:val="num" w:pos="720"/>
+        </w:tabs>
+        <w:ind w:left="720" w:hanging="360"/>
+      </w:pPr>
+      <w:rPr>
+        <w:rFonts w:ascii="Symbol" w:hAnsi="Symbol" w:hint="default"/>
+        <w:sz w:val="20"/>
+      </w:rPr>
+    </w:lvl>
+    <w:lvl w:ilvl="1" w:tentative="1">
+      <w:start w:val="1"/>
+      <w:numFmt w:val="bullet"/>
+      <w:lvlText w:val="o"/>
+      <w:lvlJc w:val="left"/>
+      <w:pPr>
+        <w:tabs>
+          <w:tab w:val="num" w:pos="1440"/>
+        </w:tabs>
+        <w:ind w:left="1440" w:hanging="360"/>
+      </w:pPr>
+      <w:rPr>
+        <w:rFonts w:ascii="Courier New" w:hAnsi="Courier New" w:hint="default"/>
+        <w:sz w:val="20"/>
+      </w:rPr>
+    </w:lvl>
+    <w:lvl w:ilvl="2" w:tentative="1">
+      <w:start w:val="1"/>
+      <w:numFmt w:val="bullet"/>
+      <w:lvlText w:val=""/>
+      <w:lvlJc w:val="left"/>
+      <w:pPr>
+        <w:tabs>
+          <w:tab w:val="num" w:pos="2160"/>
+        </w:tabs>
+        <w:ind w:left="2160" w:hanging="360"/>
+      </w:pPr>
+      <w:rPr>
+        <w:rFonts w:ascii="Wingdings" w:hAnsi="Wingdings" w:hint="default"/>
+        <w:sz w:val="20"/>
+      </w:rPr>
+    </w:lvl>
+    <w:lvl w:ilvl="3" w:tentative="1">
+      <w:start w:val="1"/>
+      <w:numFmt w:val="bullet"/>
+      <w:lvlText w:val=""/>
+      <w:lvlJc w:val="left"/>
+      <w:pPr>
+        <w:tabs>
+          <w:tab w:val="num" w:pos="2880"/>
+        </w:tabs>
+        <w:ind w:left="2880" w:hanging="360"/>
+      </w:pPr>
+      <w:rPr>
+        <w:rFonts w:ascii="Wingdings" w:hAnsi="Wingdings" w:hint="default"/>
+        <w:sz w:val="20"/>
+      </w:rPr>
+    </w:lvl>
+    <w:lvl w:ilvl="4" w:tentative="1">
+      <w:start w:val="1"/>
+      <w:numFmt w:val="bullet"/>
+      <w:lvlText w:val=""/>
+      <w:lvlJc w:val="left"/>
+      <w:pPr>
+        <w:tabs>
+          <w:tab w:val="num" w:pos="3600"/>
+        </w:tabs>
+        <w:ind w:left="3600" w:hanging="360"/>
+      </w:pPr>
+      <w:rPr>
+        <w:rFonts w:ascii="Wingdings" w:hAnsi="Wingdings" w:hint="default"/>
+        <w:sz w:val="20"/>
+      </w:rPr>
+    </w:lvl>
+    <w:lvl w:ilvl="5" w:tentative="1">
+      <w:start w:val="1"/>
+      <w:numFmt w:val="bullet"/>
+      <w:lvlText w:val=""/>
+      <w:lvlJc w:val="left"/>
+      <w:pPr>
+        <w:tabs>
+          <w:tab w:val="num" w:pos="4320"/>
+        </w:tabs>
+        <w:ind w:left="4320" w:hanging="360"/>
+      </w:pPr>
+      <w:rPr>
+        <w:rFonts w:ascii="Wingdings" w:hAnsi="Wingdings" w:hint="default"/>
+        <w:sz w:val="20"/>
+      </w:rPr>
+    </w:lvl>
+    <w:lvl w:ilvl="6" w:tentative="1">
+      <w:start w:val="1"/>
+      <w:numFmt w:val="bullet"/>
+      <w:lvlText w:val=""/>
+      <w:lvlJc w:val="left"/>
+      <w:pPr>
+        <w:tabs>
+          <w:tab w:val="num" w:pos="5040"/>
+        </w:tabs>
+        <w:ind w:left="5040" w:hanging="360"/>
+      </w:pPr>
+      <w:rPr>
+        <w:rFonts w:ascii="Wingdings" w:hAnsi="Wingdings" w:hint="default"/>
+        <w:sz w:val="20"/>
+      </w:rPr>
+    </w:lvl>
+    <w:lvl w:ilvl="7" w:tentative="1">
+      <w:start w:val="1"/>
+      <w:numFmt w:val="bullet"/>
+      <w:lvlText w:val=""/>
+      <w:lvlJc w:val="left"/>
+      <w:pPr>
+        <w:tabs>
+          <w:tab w:val="num" w:pos="5760"/>
+        </w:tabs>
+        <w:ind w:left="5760" w:hanging="360"/>
+      </w:pPr>
+      <w:rPr>
+        <w:rFonts w:ascii="Wingdings" w:hAnsi="Wingdings" w:hint="default"/>
+        <w:sz w:val="20"/>
+      </w:rPr>
+    </w:lvl>
+    <w:lvl w:ilvl="8" w:tentative="1">
+      <w:start w:val="1"/>
+      <w:numFmt w:val="bullet"/>
+      <w:lvlText w:val=""/>
+      <w:lvlJc w:val="left"/>
+      <w:pPr>
+        <w:tabs>
+          <w:tab w:val="num" w:pos="6480"/>
+        </w:tabs>
+        <w:ind w:left="6480" w:hanging="360"/>
+      </w:pPr>
+      <w:rPr>
+        <w:rFonts w:ascii="Wingdings" w:hAnsi="Wingdings" w:hint="default"/>
+        <w:sz w:val="20"/>
+      </w:rPr>
+    </w:lvl>
+  </w:abstractNum>
+  <w:abstractNum w:abstractNumId="1" w15:restartNumberingAfterBreak="0">
     <w:nsid w:val="00CE1D33"/>
     <w:multiLevelType w:val="multilevel"/>
     <w:tmpl w:val="D9169AC8"/>
@@ -1803,7 +1866,7 @@
       </w:rPr>
     </w:lvl>
   </w:abstractNum>
-  <w:abstractNum w:abstractNumId="1" w15:restartNumberingAfterBreak="0">
+  <w:abstractNum w:abstractNumId="2" w15:restartNumberingAfterBreak="0">
     <w:nsid w:val="019D0F38"/>
     <w:multiLevelType w:val="multilevel"/>
     <w:tmpl w:val="1C1A6E82"/>
@@ -1952,7 +2015,7 @@
       </w:rPr>
     </w:lvl>
   </w:abstractNum>
-  <w:abstractNum w:abstractNumId="2" w15:restartNumberingAfterBreak="0">
+  <w:abstractNum w:abstractNumId="3" w15:restartNumberingAfterBreak="0">
     <w:nsid w:val="05386A0A"/>
     <w:multiLevelType w:val="multilevel"/>
     <w:tmpl w:val="9AF882C0"/>
@@ -2101,7 +2164,7 @@
       </w:rPr>
     </w:lvl>
   </w:abstractNum>
-  <w:abstractNum w:abstractNumId="3" w15:restartNumberingAfterBreak="0">
+  <w:abstractNum w:abstractNumId="4" w15:restartNumberingAfterBreak="0">
     <w:nsid w:val="09F65D1D"/>
     <w:multiLevelType w:val="multilevel"/>
     <w:tmpl w:val="E33C24EE"/>
@@ -2250,7 +2313,7 @@
       </w:rPr>
     </w:lvl>
   </w:abstractNum>
-  <w:abstractNum w:abstractNumId="4" w15:restartNumberingAfterBreak="0">
+  <w:abstractNum w:abstractNumId="5" w15:restartNumberingAfterBreak="0">
     <w:nsid w:val="1756665C"/>
     <w:multiLevelType w:val="multilevel"/>
     <w:tmpl w:val="2B1AC7A8"/>
@@ -2399,7 +2462,7 @@
       </w:rPr>
     </w:lvl>
   </w:abstractNum>
-  <w:abstractNum w:abstractNumId="5" w15:restartNumberingAfterBreak="0">
+  <w:abstractNum w:abstractNumId="6" w15:restartNumberingAfterBreak="0">
     <w:nsid w:val="1D7720B9"/>
     <w:multiLevelType w:val="hybridMultilevel"/>
     <w:tmpl w:val="C8C6D41A"/>
@@ -2512,7 +2575,7 @@
       </w:rPr>
     </w:lvl>
   </w:abstractNum>
-  <w:abstractNum w:abstractNumId="6" w15:restartNumberingAfterBreak="0">
+  <w:abstractNum w:abstractNumId="7" w15:restartNumberingAfterBreak="0">
     <w:nsid w:val="1E1C4C28"/>
     <w:multiLevelType w:val="multilevel"/>
     <w:tmpl w:val="2B1AC7A8"/>
@@ -2661,7 +2724,7 @@
       </w:rPr>
     </w:lvl>
   </w:abstractNum>
-  <w:abstractNum w:abstractNumId="7" w15:restartNumberingAfterBreak="0">
+  <w:abstractNum w:abstractNumId="8" w15:restartNumberingAfterBreak="0">
     <w:nsid w:val="1FCA4B6D"/>
     <w:multiLevelType w:val="multilevel"/>
     <w:tmpl w:val="949CA19E"/>
@@ -2810,7 +2873,7 @@
       </w:rPr>
     </w:lvl>
   </w:abstractNum>
-  <w:abstractNum w:abstractNumId="8" w15:restartNumberingAfterBreak="0">
+  <w:abstractNum w:abstractNumId="9" w15:restartNumberingAfterBreak="0">
     <w:nsid w:val="209365FC"/>
     <w:multiLevelType w:val="hybridMultilevel"/>
     <w:tmpl w:val="9B385940"/>
@@ -2899,7 +2962,156 @@
       </w:pPr>
     </w:lvl>
   </w:abstractNum>
-  <w:abstractNum w:abstractNumId="9" w15:restartNumberingAfterBreak="0">
+  <w:abstractNum w:abstractNumId="10" w15:restartNumberingAfterBreak="0">
+    <w:nsid w:val="251F3CF1"/>
+    <w:multiLevelType w:val="multilevel"/>
+    <w:tmpl w:val="60C4B6E4"/>
+    <w:lvl w:ilvl="0">
+      <w:start w:val="1"/>
+      <w:numFmt w:val="bullet"/>
+      <w:lvlText w:val=""/>
+      <w:lvlJc w:val="left"/>
+      <w:pPr>
+        <w:tabs>
+          <w:tab w:val="num" w:pos="720"/>
+        </w:tabs>
+        <w:ind w:left="720" w:hanging="360"/>
+      </w:pPr>
+      <w:rPr>
+        <w:rFonts w:ascii="Symbol" w:hAnsi="Symbol" w:hint="default"/>
+        <w:sz w:val="20"/>
+      </w:rPr>
+    </w:lvl>
+    <w:lvl w:ilvl="1" w:tentative="1">
+      <w:start w:val="1"/>
+      <w:numFmt w:val="bullet"/>
+      <w:lvlText w:val="o"/>
+      <w:lvlJc w:val="left"/>
+      <w:pPr>
+        <w:tabs>
+          <w:tab w:val="num" w:pos="1440"/>
+        </w:tabs>
+        <w:ind w:left="1440" w:hanging="360"/>
+      </w:pPr>
+      <w:rPr>
+        <w:rFonts w:ascii="Courier New" w:hAnsi="Courier New" w:hint="default"/>
+        <w:sz w:val="20"/>
+      </w:rPr>
+    </w:lvl>
+    <w:lvl w:ilvl="2" w:tentative="1">
+      <w:start w:val="1"/>
+      <w:numFmt w:val="bullet"/>
+      <w:lvlText w:val=""/>
+      <w:lvlJc w:val="left"/>
+      <w:pPr>
+        <w:tabs>
+          <w:tab w:val="num" w:pos="2160"/>
+        </w:tabs>
+        <w:ind w:left="2160" w:hanging="360"/>
+      </w:pPr>
+      <w:rPr>
+        <w:rFonts w:ascii="Wingdings" w:hAnsi="Wingdings" w:hint="default"/>
+        <w:sz w:val="20"/>
+      </w:rPr>
+    </w:lvl>
+    <w:lvl w:ilvl="3" w:tentative="1">
+      <w:start w:val="1"/>
+      <w:numFmt w:val="bullet"/>
+      <w:lvlText w:val=""/>
+      <w:lvlJc w:val="left"/>
+      <w:pPr>
+        <w:tabs>
+          <w:tab w:val="num" w:pos="2880"/>
+        </w:tabs>
+        <w:ind w:left="2880" w:hanging="360"/>
+      </w:pPr>
+      <w:rPr>
+        <w:rFonts w:ascii="Wingdings" w:hAnsi="Wingdings" w:hint="default"/>
+        <w:sz w:val="20"/>
+      </w:rPr>
+    </w:lvl>
+    <w:lvl w:ilvl="4" w:tentative="1">
+      <w:start w:val="1"/>
+      <w:numFmt w:val="bullet"/>
+      <w:lvlText w:val=""/>
+      <w:lvlJc w:val="left"/>
+      <w:pPr>
+        <w:tabs>
+          <w:tab w:val="num" w:pos="3600"/>
+        </w:tabs>
+        <w:ind w:left="3600" w:hanging="360"/>
+      </w:pPr>
+      <w:rPr>
+        <w:rFonts w:ascii="Wingdings" w:hAnsi="Wingdings" w:hint="default"/>
+        <w:sz w:val="20"/>
+      </w:rPr>
+    </w:lvl>
+    <w:lvl w:ilvl="5" w:tentative="1">
+      <w:start w:val="1"/>
+      <w:numFmt w:val="bullet"/>
+      <w:lvlText w:val=""/>
+      <w:lvlJc w:val="left"/>
+      <w:pPr>
+        <w:tabs>
+          <w:tab w:val="num" w:pos="4320"/>
+        </w:tabs>
+        <w:ind w:left="4320" w:hanging="360"/>
+      </w:pPr>
+      <w:rPr>
+        <w:rFonts w:ascii="Wingdings" w:hAnsi="Wingdings" w:hint="default"/>
+        <w:sz w:val="20"/>
+      </w:rPr>
+    </w:lvl>
+    <w:lvl w:ilvl="6" w:tentative="1">
+      <w:start w:val="1"/>
+      <w:numFmt w:val="bullet"/>
+      <w:lvlText w:val=""/>
+      <w:lvlJc w:val="left"/>
+      <w:pPr>
+        <w:tabs>
+          <w:tab w:val="num" w:pos="5040"/>
+        </w:tabs>
+        <w:ind w:left="5040" w:hanging="360"/>
+      </w:pPr>
+      <w:rPr>
+        <w:rFonts w:ascii="Wingdings" w:hAnsi="Wingdings" w:hint="default"/>
+        <w:sz w:val="20"/>
+      </w:rPr>
+    </w:lvl>
+    <w:lvl w:ilvl="7" w:tentative="1">
+      <w:start w:val="1"/>
+      <w:numFmt w:val="bullet"/>
+      <w:lvlText w:val=""/>
+      <w:lvlJc w:val="left"/>
+      <w:pPr>
+        <w:tabs>
+          <w:tab w:val="num" w:pos="5760"/>
+        </w:tabs>
+        <w:ind w:left="5760" w:hanging="360"/>
+      </w:pPr>
+      <w:rPr>
+        <w:rFonts w:ascii="Wingdings" w:hAnsi="Wingdings" w:hint="default"/>
+        <w:sz w:val="20"/>
+      </w:rPr>
+    </w:lvl>
+    <w:lvl w:ilvl="8" w:tentative="1">
+      <w:start w:val="1"/>
+      <w:numFmt w:val="bullet"/>
+      <w:lvlText w:val=""/>
+      <w:lvlJc w:val="left"/>
+      <w:pPr>
+        <w:tabs>
+          <w:tab w:val="num" w:pos="6480"/>
+        </w:tabs>
+        <w:ind w:left="6480" w:hanging="360"/>
+      </w:pPr>
+      <w:rPr>
+        <w:rFonts w:ascii="Wingdings" w:hAnsi="Wingdings" w:hint="default"/>
+        <w:sz w:val="20"/>
+      </w:rPr>
+    </w:lvl>
+  </w:abstractNum>
+  <w:abstractNum w:abstractNumId="11" w15:restartNumberingAfterBreak="0">
     <w:nsid w:val="26CF0F42"/>
     <w:multiLevelType w:val="multilevel"/>
     <w:tmpl w:val="FA9CBADA"/>
@@ -3048,7 +3260,7 @@
       </w:rPr>
     </w:lvl>
   </w:abstractNum>
-  <w:abstractNum w:abstractNumId="10" w15:restartNumberingAfterBreak="0">
+  <w:abstractNum w:abstractNumId="12" w15:restartNumberingAfterBreak="0">
     <w:nsid w:val="2B3F5114"/>
     <w:multiLevelType w:val="multilevel"/>
     <w:tmpl w:val="503ED52C"/>
@@ -3197,7 +3409,7 @@
       </w:rPr>
     </w:lvl>
   </w:abstractNum>
-  <w:abstractNum w:abstractNumId="11" w15:restartNumberingAfterBreak="0">
+  <w:abstractNum w:abstractNumId="13" w15:restartNumberingAfterBreak="0">
     <w:nsid w:val="2DE450C5"/>
     <w:multiLevelType w:val="multilevel"/>
     <w:tmpl w:val="967EFF8C"/>
@@ -3346,7 +3558,7 @@
       </w:rPr>
     </w:lvl>
   </w:abstractNum>
-  <w:abstractNum w:abstractNumId="12" w15:restartNumberingAfterBreak="0">
+  <w:abstractNum w:abstractNumId="14" w15:restartNumberingAfterBreak="0">
     <w:nsid w:val="38E6173F"/>
     <w:multiLevelType w:val="multilevel"/>
     <w:tmpl w:val="01240476"/>
@@ -3495,7 +3707,7 @@
       </w:rPr>
     </w:lvl>
   </w:abstractNum>
-  <w:abstractNum w:abstractNumId="13" w15:restartNumberingAfterBreak="0">
+  <w:abstractNum w:abstractNumId="15" w15:restartNumberingAfterBreak="0">
     <w:nsid w:val="39861834"/>
     <w:multiLevelType w:val="multilevel"/>
     <w:tmpl w:val="77A45FF2"/>
@@ -3615,7 +3827,7 @@
       </w:pPr>
     </w:lvl>
   </w:abstractNum>
-  <w:abstractNum w:abstractNumId="14" w15:restartNumberingAfterBreak="0">
+  <w:abstractNum w:abstractNumId="16" w15:restartNumberingAfterBreak="0">
     <w:nsid w:val="3BC36B4A"/>
     <w:multiLevelType w:val="multilevel"/>
     <w:tmpl w:val="77A45FF2"/>
@@ -3735,7 +3947,7 @@
       </w:pPr>
     </w:lvl>
   </w:abstractNum>
-  <w:abstractNum w:abstractNumId="15" w15:restartNumberingAfterBreak="0">
+  <w:abstractNum w:abstractNumId="17" w15:restartNumberingAfterBreak="0">
     <w:nsid w:val="3C5D7772"/>
     <w:multiLevelType w:val="multilevel"/>
     <w:tmpl w:val="2B1AC7A8"/>
@@ -3884,7 +4096,7 @@
       </w:rPr>
     </w:lvl>
   </w:abstractNum>
-  <w:abstractNum w:abstractNumId="16" w15:restartNumberingAfterBreak="0">
+  <w:abstractNum w:abstractNumId="18" w15:restartNumberingAfterBreak="0">
     <w:nsid w:val="411E5900"/>
     <w:multiLevelType w:val="multilevel"/>
     <w:tmpl w:val="A03A70A0"/>
@@ -4034,7 +4246,7 @@
       </w:rPr>
     </w:lvl>
   </w:abstractNum>
-  <w:abstractNum w:abstractNumId="17" w15:restartNumberingAfterBreak="0">
+  <w:abstractNum w:abstractNumId="19" w15:restartNumberingAfterBreak="0">
     <w:nsid w:val="43B82029"/>
     <w:multiLevelType w:val="hybridMultilevel"/>
     <w:tmpl w:val="1706AD64"/>
@@ -4147,7 +4359,7 @@
       </w:rPr>
     </w:lvl>
   </w:abstractNum>
-  <w:abstractNum w:abstractNumId="18" w15:restartNumberingAfterBreak="0">
+  <w:abstractNum w:abstractNumId="20" w15:restartNumberingAfterBreak="0">
     <w:nsid w:val="44AC2A3E"/>
     <w:multiLevelType w:val="multilevel"/>
     <w:tmpl w:val="7212753E"/>
@@ -4296,7 +4508,7 @@
       </w:rPr>
     </w:lvl>
   </w:abstractNum>
-  <w:abstractNum w:abstractNumId="19" w15:restartNumberingAfterBreak="0">
+  <w:abstractNum w:abstractNumId="21" w15:restartNumberingAfterBreak="0">
     <w:nsid w:val="488562D6"/>
     <w:multiLevelType w:val="hybridMultilevel"/>
     <w:tmpl w:val="CD361510"/>
@@ -4409,7 +4621,7 @@
       </w:rPr>
     </w:lvl>
   </w:abstractNum>
-  <w:abstractNum w:abstractNumId="20" w15:restartNumberingAfterBreak="0">
+  <w:abstractNum w:abstractNumId="22" w15:restartNumberingAfterBreak="0">
     <w:nsid w:val="4D4A512F"/>
     <w:multiLevelType w:val="multilevel"/>
     <w:tmpl w:val="884E794C"/>
@@ -4558,7 +4770,7 @@
       </w:rPr>
     </w:lvl>
   </w:abstractNum>
-  <w:abstractNum w:abstractNumId="21" w15:restartNumberingAfterBreak="0">
+  <w:abstractNum w:abstractNumId="23" w15:restartNumberingAfterBreak="0">
     <w:nsid w:val="50407988"/>
     <w:multiLevelType w:val="multilevel"/>
     <w:tmpl w:val="447E0130"/>
@@ -4707,7 +4919,7 @@
       </w:rPr>
     </w:lvl>
   </w:abstractNum>
-  <w:abstractNum w:abstractNumId="22" w15:restartNumberingAfterBreak="0">
+  <w:abstractNum w:abstractNumId="24" w15:restartNumberingAfterBreak="0">
     <w:nsid w:val="517F30FA"/>
     <w:multiLevelType w:val="hybridMultilevel"/>
     <w:tmpl w:val="428EC030"/>
@@ -4820,7 +5032,7 @@
       </w:rPr>
     </w:lvl>
   </w:abstractNum>
-  <w:abstractNum w:abstractNumId="23" w15:restartNumberingAfterBreak="0">
+  <w:abstractNum w:abstractNumId="25" w15:restartNumberingAfterBreak="0">
     <w:nsid w:val="52B821AD"/>
     <w:multiLevelType w:val="multilevel"/>
     <w:tmpl w:val="2B1AC7A8"/>
@@ -4969,7 +5181,7 @@
       </w:rPr>
     </w:lvl>
   </w:abstractNum>
-  <w:abstractNum w:abstractNumId="24" w15:restartNumberingAfterBreak="0">
+  <w:abstractNum w:abstractNumId="26" w15:restartNumberingAfterBreak="0">
     <w:nsid w:val="535F3913"/>
     <w:multiLevelType w:val="hybridMultilevel"/>
     <w:tmpl w:val="747AF4E4"/>
@@ -5082,7 +5294,7 @@
       </w:rPr>
     </w:lvl>
   </w:abstractNum>
-  <w:abstractNum w:abstractNumId="25" w15:restartNumberingAfterBreak="0">
+  <w:abstractNum w:abstractNumId="27" w15:restartNumberingAfterBreak="0">
     <w:nsid w:val="59780C06"/>
     <w:multiLevelType w:val="hybridMultilevel"/>
     <w:tmpl w:val="D7183BCA"/>
@@ -5195,7 +5407,7 @@
       </w:rPr>
     </w:lvl>
   </w:abstractNum>
-  <w:abstractNum w:abstractNumId="26" w15:restartNumberingAfterBreak="0">
+  <w:abstractNum w:abstractNumId="28" w15:restartNumberingAfterBreak="0">
     <w:nsid w:val="5B187DAE"/>
     <w:multiLevelType w:val="hybridMultilevel"/>
     <w:tmpl w:val="8BD858DA"/>
@@ -5336,7 +5548,7 @@
       </w:rPr>
     </w:lvl>
   </w:abstractNum>
-  <w:abstractNum w:abstractNumId="27" w15:restartNumberingAfterBreak="0">
+  <w:abstractNum w:abstractNumId="29" w15:restartNumberingAfterBreak="0">
     <w:nsid w:val="5FF20B27"/>
     <w:multiLevelType w:val="hybridMultilevel"/>
     <w:tmpl w:val="D92C1EE2"/>
@@ -5449,7 +5661,7 @@
       </w:rPr>
     </w:lvl>
   </w:abstractNum>
-  <w:abstractNum w:abstractNumId="28" w15:restartNumberingAfterBreak="0">
+  <w:abstractNum w:abstractNumId="30" w15:restartNumberingAfterBreak="0">
     <w:nsid w:val="613162DC"/>
     <w:multiLevelType w:val="hybridMultilevel"/>
     <w:tmpl w:val="DD8A9ED2"/>
@@ -5562,7 +5774,7 @@
       </w:rPr>
     </w:lvl>
   </w:abstractNum>
-  <w:abstractNum w:abstractNumId="29" w15:restartNumberingAfterBreak="0">
+  <w:abstractNum w:abstractNumId="31" w15:restartNumberingAfterBreak="0">
     <w:nsid w:val="67EA45AF"/>
     <w:multiLevelType w:val="hybridMultilevel"/>
     <w:tmpl w:val="0F8E3B30"/>
@@ -5675,7 +5887,7 @@
       </w:rPr>
     </w:lvl>
   </w:abstractNum>
-  <w:abstractNum w:abstractNumId="30" w15:restartNumberingAfterBreak="0">
+  <w:abstractNum w:abstractNumId="32" w15:restartNumberingAfterBreak="0">
     <w:nsid w:val="6BB95A04"/>
     <w:multiLevelType w:val="multilevel"/>
     <w:tmpl w:val="2B1AC7A8"/>
@@ -5824,7 +6036,156 @@
       </w:rPr>
     </w:lvl>
   </w:abstractNum>
-  <w:abstractNum w:abstractNumId="31" w15:restartNumberingAfterBreak="0">
+  <w:abstractNum w:abstractNumId="33" w15:restartNumberingAfterBreak="0">
+    <w:nsid w:val="6D6F7984"/>
+    <w:multiLevelType w:val="multilevel"/>
+    <w:tmpl w:val="FC1A1888"/>
+    <w:lvl w:ilvl="0">
+      <w:start w:val="1"/>
+      <w:numFmt w:val="bullet"/>
+      <w:lvlText w:val=""/>
+      <w:lvlJc w:val="left"/>
+      <w:pPr>
+        <w:tabs>
+          <w:tab w:val="num" w:pos="720"/>
+        </w:tabs>
+        <w:ind w:left="720" w:hanging="360"/>
+      </w:pPr>
+      <w:rPr>
+        <w:rFonts w:ascii="Symbol" w:hAnsi="Symbol" w:hint="default"/>
+        <w:sz w:val="20"/>
+      </w:rPr>
+    </w:lvl>
+    <w:lvl w:ilvl="1" w:tentative="1">
+      <w:start w:val="1"/>
+      <w:numFmt w:val="bullet"/>
+      <w:lvlText w:val="o"/>
+      <w:lvlJc w:val="left"/>
+      <w:pPr>
+        <w:tabs>
+          <w:tab w:val="num" w:pos="1440"/>
+        </w:tabs>
+        <w:ind w:left="1440" w:hanging="360"/>
+      </w:pPr>
+      <w:rPr>
+        <w:rFonts w:ascii="Courier New" w:hAnsi="Courier New" w:hint="default"/>
+        <w:sz w:val="20"/>
+      </w:rPr>
+    </w:lvl>
+    <w:lvl w:ilvl="2" w:tentative="1">
+      <w:start w:val="1"/>
+      <w:numFmt w:val="bullet"/>
+      <w:lvlText w:val=""/>
+      <w:lvlJc w:val="left"/>
+      <w:pPr>
+        <w:tabs>
+          <w:tab w:val="num" w:pos="2160"/>
+        </w:tabs>
+        <w:ind w:left="2160" w:hanging="360"/>
+      </w:pPr>
+      <w:rPr>
+        <w:rFonts w:ascii="Wingdings" w:hAnsi="Wingdings" w:hint="default"/>
+        <w:sz w:val="20"/>
+      </w:rPr>
+    </w:lvl>
+    <w:lvl w:ilvl="3" w:tentative="1">
+      <w:start w:val="1"/>
+      <w:numFmt w:val="bullet"/>
+      <w:lvlText w:val=""/>
+      <w:lvlJc w:val="left"/>
+      <w:pPr>
+        <w:tabs>
+          <w:tab w:val="num" w:pos="2880"/>
+        </w:tabs>
+        <w:ind w:left="2880" w:hanging="360"/>
+      </w:pPr>
+      <w:rPr>
+        <w:rFonts w:ascii="Wingdings" w:hAnsi="Wingdings" w:hint="default"/>
+        <w:sz w:val="20"/>
+      </w:rPr>
+    </w:lvl>
+    <w:lvl w:ilvl="4" w:tentative="1">
+      <w:start w:val="1"/>
+      <w:numFmt w:val="bullet"/>
+      <w:lvlText w:val=""/>
+      <w:lvlJc w:val="left"/>
+      <w:pPr>
+        <w:tabs>
+          <w:tab w:val="num" w:pos="3600"/>
+        </w:tabs>
+        <w:ind w:left="3600" w:hanging="360"/>
+      </w:pPr>
+      <w:rPr>
+        <w:rFonts w:ascii="Wingdings" w:hAnsi="Wingdings" w:hint="default"/>
+        <w:sz w:val="20"/>
+      </w:rPr>
+    </w:lvl>
+    <w:lvl w:ilvl="5" w:tentative="1">
+      <w:start w:val="1"/>
+      <w:numFmt w:val="bullet"/>
+      <w:lvlText w:val=""/>
+      <w:lvlJc w:val="left"/>
+      <w:pPr>
+        <w:tabs>
+          <w:tab w:val="num" w:pos="4320"/>
+        </w:tabs>
+        <w:ind w:left="4320" w:hanging="360"/>
+      </w:pPr>
+      <w:rPr>
+        <w:rFonts w:ascii="Wingdings" w:hAnsi="Wingdings" w:hint="default"/>
+        <w:sz w:val="20"/>
+      </w:rPr>
+    </w:lvl>
+    <w:lvl w:ilvl="6" w:tentative="1">
+      <w:start w:val="1"/>
+      <w:numFmt w:val="bullet"/>
+      <w:lvlText w:val=""/>
+      <w:lvlJc w:val="left"/>
+      <w:pPr>
+        <w:tabs>
+          <w:tab w:val="num" w:pos="5040"/>
+        </w:tabs>
+        <w:ind w:left="5040" w:hanging="360"/>
+      </w:pPr>
+      <w:rPr>
+        <w:rFonts w:ascii="Wingdings" w:hAnsi="Wingdings" w:hint="default"/>
+        <w:sz w:val="20"/>
+      </w:rPr>
+    </w:lvl>
+    <w:lvl w:ilvl="7" w:tentative="1">
+      <w:start w:val="1"/>
+      <w:numFmt w:val="bullet"/>
+      <w:lvlText w:val=""/>
+      <w:lvlJc w:val="left"/>
+      <w:pPr>
+        <w:tabs>
+          <w:tab w:val="num" w:pos="5760"/>
+        </w:tabs>
+        <w:ind w:left="5760" w:hanging="360"/>
+      </w:pPr>
+      <w:rPr>
+        <w:rFonts w:ascii="Wingdings" w:hAnsi="Wingdings" w:hint="default"/>
+        <w:sz w:val="20"/>
+      </w:rPr>
+    </w:lvl>
+    <w:lvl w:ilvl="8" w:tentative="1">
+      <w:start w:val="1"/>
+      <w:numFmt w:val="bullet"/>
+      <w:lvlText w:val=""/>
+      <w:lvlJc w:val="left"/>
+      <w:pPr>
+        <w:tabs>
+          <w:tab w:val="num" w:pos="6480"/>
+        </w:tabs>
+        <w:ind w:left="6480" w:hanging="360"/>
+      </w:pPr>
+      <w:rPr>
+        <w:rFonts w:ascii="Wingdings" w:hAnsi="Wingdings" w:hint="default"/>
+        <w:sz w:val="20"/>
+      </w:rPr>
+    </w:lvl>
+  </w:abstractNum>
+  <w:abstractNum w:abstractNumId="34" w15:restartNumberingAfterBreak="0">
     <w:nsid w:val="71C55164"/>
     <w:multiLevelType w:val="hybridMultilevel"/>
     <w:tmpl w:val="5D7A77E4"/>
@@ -5937,7 +6298,7 @@
       </w:rPr>
     </w:lvl>
   </w:abstractNum>
-  <w:abstractNum w:abstractNumId="32" w15:restartNumberingAfterBreak="0">
+  <w:abstractNum w:abstractNumId="35" w15:restartNumberingAfterBreak="0">
     <w:nsid w:val="73E13F22"/>
     <w:multiLevelType w:val="multilevel"/>
     <w:tmpl w:val="8E9A4B48"/>
@@ -6086,7 +6447,7 @@
       </w:rPr>
     </w:lvl>
   </w:abstractNum>
-  <w:abstractNum w:abstractNumId="33" w15:restartNumberingAfterBreak="0">
+  <w:abstractNum w:abstractNumId="36" w15:restartNumberingAfterBreak="0">
     <w:nsid w:val="74B05CC1"/>
     <w:multiLevelType w:val="multilevel"/>
     <w:tmpl w:val="61240170"/>
@@ -6235,7 +6596,7 @@
       </w:rPr>
     </w:lvl>
   </w:abstractNum>
-  <w:abstractNum w:abstractNumId="34" w15:restartNumberingAfterBreak="0">
+  <w:abstractNum w:abstractNumId="37" w15:restartNumberingAfterBreak="0">
     <w:nsid w:val="76864269"/>
     <w:multiLevelType w:val="multilevel"/>
     <w:tmpl w:val="FA16A040"/>
@@ -6384,7 +6745,156 @@
       </w:rPr>
     </w:lvl>
   </w:abstractNum>
-  <w:abstractNum w:abstractNumId="35" w15:restartNumberingAfterBreak="0">
+  <w:abstractNum w:abstractNumId="38" w15:restartNumberingAfterBreak="0">
+    <w:nsid w:val="78D2612F"/>
+    <w:multiLevelType w:val="multilevel"/>
+    <w:tmpl w:val="0B8414DA"/>
+    <w:lvl w:ilvl="0">
+      <w:start w:val="1"/>
+      <w:numFmt w:val="bullet"/>
+      <w:lvlText w:val=""/>
+      <w:lvlJc w:val="left"/>
+      <w:pPr>
+        <w:tabs>
+          <w:tab w:val="num" w:pos="720"/>
+        </w:tabs>
+        <w:ind w:left="720" w:hanging="360"/>
+      </w:pPr>
+      <w:rPr>
+        <w:rFonts w:ascii="Symbol" w:hAnsi="Symbol" w:hint="default"/>
+        <w:sz w:val="20"/>
+      </w:rPr>
+    </w:lvl>
+    <w:lvl w:ilvl="1" w:tentative="1">
+      <w:start w:val="1"/>
+      <w:numFmt w:val="bullet"/>
+      <w:lvlText w:val="o"/>
+      <w:lvlJc w:val="left"/>
+      <w:pPr>
+        <w:tabs>
+          <w:tab w:val="num" w:pos="1440"/>
+        </w:tabs>
+        <w:ind w:left="1440" w:hanging="360"/>
+      </w:pPr>
+      <w:rPr>
+        <w:rFonts w:ascii="Courier New" w:hAnsi="Courier New" w:hint="default"/>
+        <w:sz w:val="20"/>
+      </w:rPr>
+    </w:lvl>
+    <w:lvl w:ilvl="2" w:tentative="1">
+      <w:start w:val="1"/>
+      <w:numFmt w:val="bullet"/>
+      <w:lvlText w:val=""/>
+      <w:lvlJc w:val="left"/>
+      <w:pPr>
+        <w:tabs>
+          <w:tab w:val="num" w:pos="2160"/>
+        </w:tabs>
+        <w:ind w:left="2160" w:hanging="360"/>
+      </w:pPr>
+      <w:rPr>
+        <w:rFonts w:ascii="Wingdings" w:hAnsi="Wingdings" w:hint="default"/>
+        <w:sz w:val="20"/>
+      </w:rPr>
+    </w:lvl>
+    <w:lvl w:ilvl="3" w:tentative="1">
+      <w:start w:val="1"/>
+      <w:numFmt w:val="bullet"/>
+      <w:lvlText w:val=""/>
+      <w:lvlJc w:val="left"/>
+      <w:pPr>
+        <w:tabs>
+          <w:tab w:val="num" w:pos="2880"/>
+        </w:tabs>
+        <w:ind w:left="2880" w:hanging="360"/>
+      </w:pPr>
+      <w:rPr>
+        <w:rFonts w:ascii="Wingdings" w:hAnsi="Wingdings" w:hint="default"/>
+        <w:sz w:val="20"/>
+      </w:rPr>
+    </w:lvl>
+    <w:lvl w:ilvl="4" w:tentative="1">
+      <w:start w:val="1"/>
+      <w:numFmt w:val="bullet"/>
+      <w:lvlText w:val=""/>
+      <w:lvlJc w:val="left"/>
+      <w:pPr>
+        <w:tabs>
+          <w:tab w:val="num" w:pos="3600"/>
+        </w:tabs>
+        <w:ind w:left="3600" w:hanging="360"/>
+      </w:pPr>
+      <w:rPr>
+        <w:rFonts w:ascii="Wingdings" w:hAnsi="Wingdings" w:hint="default"/>
+        <w:sz w:val="20"/>
+      </w:rPr>
+    </w:lvl>
+    <w:lvl w:ilvl="5" w:tentative="1">
+      <w:start w:val="1"/>
+      <w:numFmt w:val="bullet"/>
+      <w:lvlText w:val=""/>
+      <w:lvlJc w:val="left"/>
+      <w:pPr>
+        <w:tabs>
+          <w:tab w:val="num" w:pos="4320"/>
+        </w:tabs>
+        <w:ind w:left="4320" w:hanging="360"/>
+      </w:pPr>
+      <w:rPr>
+        <w:rFonts w:ascii="Wingdings" w:hAnsi="Wingdings" w:hint="default"/>
+        <w:sz w:val="20"/>
+      </w:rPr>
+    </w:lvl>
+    <w:lvl w:ilvl="6" w:tentative="1">
+      <w:start w:val="1"/>
+      <w:numFmt w:val="bullet"/>
+      <w:lvlText w:val=""/>
+      <w:lvlJc w:val="left"/>
+      <w:pPr>
+        <w:tabs>
+          <w:tab w:val="num" w:pos="5040"/>
+        </w:tabs>
+        <w:ind w:left="5040" w:hanging="360"/>
+      </w:pPr>
+      <w:rPr>
+        <w:rFonts w:ascii="Wingdings" w:hAnsi="Wingdings" w:hint="default"/>
+        <w:sz w:val="20"/>
+      </w:rPr>
+    </w:lvl>
+    <w:lvl w:ilvl="7" w:tentative="1">
+      <w:start w:val="1"/>
+      <w:numFmt w:val="bullet"/>
+      <w:lvlText w:val=""/>
+      <w:lvlJc w:val="left"/>
+      <w:pPr>
+        <w:tabs>
+          <w:tab w:val="num" w:pos="5760"/>
+        </w:tabs>
+        <w:ind w:left="5760" w:hanging="360"/>
+      </w:pPr>
+      <w:rPr>
+        <w:rFonts w:ascii="Wingdings" w:hAnsi="Wingdings" w:hint="default"/>
+        <w:sz w:val="20"/>
+      </w:rPr>
+    </w:lvl>
+    <w:lvl w:ilvl="8" w:tentative="1">
+      <w:start w:val="1"/>
+      <w:numFmt w:val="bullet"/>
+      <w:lvlText w:val=""/>
+      <w:lvlJc w:val="left"/>
+      <w:pPr>
+        <w:tabs>
+          <w:tab w:val="num" w:pos="6480"/>
+        </w:tabs>
+        <w:ind w:left="6480" w:hanging="360"/>
+      </w:pPr>
+      <w:rPr>
+        <w:rFonts w:ascii="Wingdings" w:hAnsi="Wingdings" w:hint="default"/>
+        <w:sz w:val="20"/>
+      </w:rPr>
+    </w:lvl>
+  </w:abstractNum>
+  <w:abstractNum w:abstractNumId="39" w15:restartNumberingAfterBreak="0">
     <w:nsid w:val="7E7E7D20"/>
     <w:multiLevelType w:val="multilevel"/>
     <w:tmpl w:val="06C05496"/>
@@ -6534,112 +7044,124 @@
     </w:lvl>
   </w:abstractNum>
   <w:num w:numId="1">
+    <w:abstractNumId w:val="1"/>
+  </w:num>
+  <w:num w:numId="2">
+    <w:abstractNumId w:val="13"/>
+  </w:num>
+  <w:num w:numId="3">
+    <w:abstractNumId w:val="32"/>
+  </w:num>
+  <w:num w:numId="4">
+    <w:abstractNumId w:val="35"/>
+  </w:num>
+  <w:num w:numId="5">
+    <w:abstractNumId w:val="14"/>
+  </w:num>
+  <w:num w:numId="6">
+    <w:abstractNumId w:val="22"/>
+  </w:num>
+  <w:num w:numId="7">
+    <w:abstractNumId w:val="39"/>
+  </w:num>
+  <w:num w:numId="8">
+    <w:abstractNumId w:val="4"/>
+  </w:num>
+  <w:num w:numId="9">
+    <w:abstractNumId w:val="11"/>
+  </w:num>
+  <w:num w:numId="10">
+    <w:abstractNumId w:val="28"/>
+  </w:num>
+  <w:num w:numId="11">
+    <w:abstractNumId w:val="36"/>
+  </w:num>
+  <w:num w:numId="12">
+    <w:abstractNumId w:val="26"/>
+  </w:num>
+  <w:num w:numId="13">
+    <w:abstractNumId w:val="7"/>
+  </w:num>
+  <w:num w:numId="14">
+    <w:abstractNumId w:val="25"/>
+  </w:num>
+  <w:num w:numId="15">
+    <w:abstractNumId w:val="17"/>
+  </w:num>
+  <w:num w:numId="16">
+    <w:abstractNumId w:val="21"/>
+  </w:num>
+  <w:num w:numId="17">
+    <w:abstractNumId w:val="18"/>
+  </w:num>
+  <w:num w:numId="18">
+    <w:abstractNumId w:val="29"/>
+  </w:num>
+  <w:num w:numId="19">
+    <w:abstractNumId w:val="19"/>
+  </w:num>
+  <w:num w:numId="20">
+    <w:abstractNumId w:val="9"/>
+  </w:num>
+  <w:num w:numId="21">
+    <w:abstractNumId w:val="15"/>
+  </w:num>
+  <w:num w:numId="22">
+    <w:abstractNumId w:val="2"/>
+  </w:num>
+  <w:num w:numId="23">
+    <w:abstractNumId w:val="5"/>
+  </w:num>
+  <w:num w:numId="24">
+    <w:abstractNumId w:val="31"/>
+  </w:num>
+  <w:num w:numId="25">
+    <w:abstractNumId w:val="16"/>
+  </w:num>
+  <w:num w:numId="26">
+    <w:abstractNumId w:val="12"/>
+  </w:num>
+  <w:num w:numId="27">
+    <w:abstractNumId w:val="3"/>
+  </w:num>
+  <w:num w:numId="28">
+    <w:abstractNumId w:val="37"/>
+  </w:num>
+  <w:num w:numId="29">
+    <w:abstractNumId w:val="8"/>
+  </w:num>
+  <w:num w:numId="30">
+    <w:abstractNumId w:val="23"/>
+  </w:num>
+  <w:num w:numId="31">
+    <w:abstractNumId w:val="34"/>
+  </w:num>
+  <w:num w:numId="32">
+    <w:abstractNumId w:val="30"/>
+  </w:num>
+  <w:num w:numId="33">
+    <w:abstractNumId w:val="20"/>
+  </w:num>
+  <w:num w:numId="34">
+    <w:abstractNumId w:val="6"/>
+  </w:num>
+  <w:num w:numId="35">
+    <w:abstractNumId w:val="27"/>
+  </w:num>
+  <w:num w:numId="36">
+    <w:abstractNumId w:val="24"/>
+  </w:num>
+  <w:num w:numId="37">
+    <w:abstractNumId w:val="10"/>
+  </w:num>
+  <w:num w:numId="38">
+    <w:abstractNumId w:val="38"/>
+  </w:num>
+  <w:num w:numId="39">
     <w:abstractNumId w:val="0"/>
   </w:num>
-  <w:num w:numId="2">
-    <w:abstractNumId w:val="11"/>
-  </w:num>
-  <w:num w:numId="3">
-    <w:abstractNumId w:val="30"/>
-  </w:num>
-  <w:num w:numId="4">
-    <w:abstractNumId w:val="32"/>
-  </w:num>
-  <w:num w:numId="5">
-    <w:abstractNumId w:val="12"/>
-  </w:num>
-  <w:num w:numId="6">
-    <w:abstractNumId w:val="20"/>
-  </w:num>
-  <w:num w:numId="7">
-    <w:abstractNumId w:val="35"/>
-  </w:num>
-  <w:num w:numId="8">
-    <w:abstractNumId w:val="3"/>
-  </w:num>
-  <w:num w:numId="9">
-    <w:abstractNumId w:val="9"/>
-  </w:num>
-  <w:num w:numId="10">
-    <w:abstractNumId w:val="26"/>
-  </w:num>
-  <w:num w:numId="11">
+  <w:num w:numId="40">
     <w:abstractNumId w:val="33"/>
-  </w:num>
-  <w:num w:numId="12">
-    <w:abstractNumId w:val="24"/>
-  </w:num>
-  <w:num w:numId="13">
-    <w:abstractNumId w:val="6"/>
-  </w:num>
-  <w:num w:numId="14">
-    <w:abstractNumId w:val="23"/>
-  </w:num>
-  <w:num w:numId="15">
-    <w:abstractNumId w:val="15"/>
-  </w:num>
-  <w:num w:numId="16">
-    <w:abstractNumId w:val="19"/>
-  </w:num>
-  <w:num w:numId="17">
-    <w:abstractNumId w:val="16"/>
-  </w:num>
-  <w:num w:numId="18">
-    <w:abstractNumId w:val="27"/>
-  </w:num>
-  <w:num w:numId="19">
-    <w:abstractNumId w:val="17"/>
-  </w:num>
-  <w:num w:numId="20">
-    <w:abstractNumId w:val="8"/>
-  </w:num>
-  <w:num w:numId="21">
-    <w:abstractNumId w:val="13"/>
-  </w:num>
-  <w:num w:numId="22">
-    <w:abstractNumId w:val="1"/>
-  </w:num>
-  <w:num w:numId="23">
-    <w:abstractNumId w:val="4"/>
-  </w:num>
-  <w:num w:numId="24">
-    <w:abstractNumId w:val="29"/>
-  </w:num>
-  <w:num w:numId="25">
-    <w:abstractNumId w:val="14"/>
-  </w:num>
-  <w:num w:numId="26">
-    <w:abstractNumId w:val="10"/>
-  </w:num>
-  <w:num w:numId="27">
-    <w:abstractNumId w:val="2"/>
-  </w:num>
-  <w:num w:numId="28">
-    <w:abstractNumId w:val="34"/>
-  </w:num>
-  <w:num w:numId="29">
-    <w:abstractNumId w:val="7"/>
-  </w:num>
-  <w:num w:numId="30">
-    <w:abstractNumId w:val="21"/>
-  </w:num>
-  <w:num w:numId="31">
-    <w:abstractNumId w:val="31"/>
-  </w:num>
-  <w:num w:numId="32">
-    <w:abstractNumId w:val="28"/>
-  </w:num>
-  <w:num w:numId="33">
-    <w:abstractNumId w:val="18"/>
-  </w:num>
-  <w:num w:numId="34">
-    <w:abstractNumId w:val="5"/>
-  </w:num>
-  <w:num w:numId="35">
-    <w:abstractNumId w:val="25"/>
-  </w:num>
-  <w:num w:numId="36">
-    <w:abstractNumId w:val="22"/>
   </w:num>
 </w:numbering>
 </file>
